--- a/mokun1/2fin/word/m1s2_vocab_check_exam.docx
+++ b/mokun1/2fin/word/m1s2_vocab_check_exam.docx
@@ -47,6 +47,41 @@
     </w:p>
     <w:p>
       <w:pPr>
+        <w:spacing w:before="0" w:after="20" w:line="259" w:lineRule="auto"/>
+      </w:pPr>
+      <w:r>
+        <w:rPr>
+          <w:rFonts w:ascii="맑은 고딕" w:hAnsi="맑은 고딕" w:eastAsia="맑은 고딕"/>
+          <w:b w:val="0"/>
+          <w:i w:val="0"/>
+          <w:sz w:val="16"/>
+          <w:u w:val="none"/>
+        </w:rPr>
+        <w:t xml:space="preserve">◆ 예측 CHECK 안내 — 목운중 1학년 기출이 실제로 쓴 어휘 발문(빈칸 영영풀이 해당 없는 것 · 영영풀이 틀린 짝 · 문맥 네모 · 품사 쓰임 · 어형 변화 · 철자 조합 · 지문에서 찾을 수 없는 풀이 · 빈칸에 못 들어가는 말 · 전치사)만 골라, </w:t>
+      </w:r>
+      <w:r>
+        <w:rPr>
+          <w:rFonts w:ascii="맑은 고딕" w:hAnsi="맑은 고딕" w:eastAsia="맑은 고딕"/>
+          <w:b/>
+          <w:i w:val="0"/>
+          <w:sz w:val="16"/>
+          <w:u w:val="none"/>
+        </w:rPr>
+        <w:t>학교 프린트와 교과서 본문에 있는 문장 그대로</w:t>
+      </w:r>
+      <w:r>
+        <w:rPr>
+          <w:rFonts w:ascii="맑은 고딕" w:hAnsi="맑은 고딕" w:eastAsia="맑은 고딕"/>
+          <w:b w:val="0"/>
+          <w:i w:val="0"/>
+          <w:sz w:val="16"/>
+          <w:u w:val="none"/>
+        </w:rPr>
+        <w:t xml:space="preserve"> 다시 출제했습니다.</w:t>
+      </w:r>
+    </w:p>
+    <w:p>
+      <w:pPr>
         <w:keepNext/>
         <w:spacing w:before="0" w:after="40" w:line="259" w:lineRule="auto"/>
       </w:pPr>
@@ -147,20 +182,7 @@
           <w:sz w:val="18"/>
           <w:u w:val="none"/>
         </w:rPr>
-        <w:t>• Please ________ the water bottle before you put it in the recycling bin.</w:t>
-      </w:r>
-      <w:r>
-        <w:br/>
-      </w:r>
-      <w:r>
-        <w:rPr>
-          <w:rFonts w:ascii="맑은 고딕" w:hAnsi="맑은 고딕" w:eastAsia="맑은 고딕"/>
-          <w:b w:val="0"/>
-          <w:i w:val="0"/>
-          <w:sz w:val="18"/>
-          <w:u w:val="none"/>
-        </w:rPr>
-        <w:t>• Food ________ creates piles of plastic packaging.</w:t>
+        <w:t>• The volunteers picked up the litter ________.</w:t>
       </w:r>
       <w:r>
         <w:br/>
@@ -186,14 +208,11 @@
           <w:sz w:val="18"/>
           <w:u w:val="none"/>
         </w:rPr>
-        <w:t>• A new ________ can sort plastic bottles by color in seconds.</w:t>
-      </w:r>
-    </w:p>
-    <w:p>
-      <w:pPr>
-        <w:spacing w:before="0" w:after="0" w:line="259" w:lineRule="auto"/>
-        <w:ind w:left="113"/>
-      </w:pPr>
+        <w:t>• Cars ________ gases that make the Earth warmer.</w:t>
+      </w:r>
+      <w:r>
+        <w:br/>
+      </w:r>
       <w:r>
         <w:rPr>
           <w:rFonts w:ascii="맑은 고딕" w:hAnsi="맑은 고딕" w:eastAsia="맑은 고딕"/>
@@ -202,7 +221,7 @@
           <w:sz w:val="18"/>
           <w:u w:val="none"/>
         </w:rPr>
-        <w:t>① v. to take everything out of something</w:t>
+        <w:t>• You can ________ glass jars as pencil holders or flower vases.</w:t>
       </w:r>
     </w:p>
     <w:p>
@@ -218,7 +237,7 @@
           <w:sz w:val="18"/>
           <w:u w:val="none"/>
         </w:rPr>
-        <w:t>② n. the act of taking something to a person or place</w:t>
+        <w:t>① one person or thing following another in order</w:t>
       </w:r>
     </w:p>
     <w:p>
@@ -234,7 +253,7 @@
           <w:sz w:val="18"/>
           <w:u w:val="none"/>
         </w:rPr>
-        <w:t>③ n. a piece of paper or cloth on an item that gives information about it</w:t>
+        <w:t>② n. a piece of paper or cloth on an item that gives information about it</w:t>
       </w:r>
     </w:p>
     <w:p>
@@ -250,7 +269,7 @@
           <w:sz w:val="18"/>
           <w:u w:val="none"/>
         </w:rPr>
-        <w:t>④ n. something helpful that you do for someone</w:t>
+        <w:t>③ v. to make or grow something</w:t>
       </w:r>
     </w:p>
     <w:p>
@@ -266,7 +285,650 @@
           <w:sz w:val="18"/>
           <w:u w:val="none"/>
         </w:rPr>
-        <w:t>⑤ n. a piece of equipment that does a particular job</w:t>
+        <w:t>④ v. to use something again</w:t>
+      </w:r>
+    </w:p>
+    <w:p>
+      <w:pPr>
+        <w:spacing w:before="0" w:after="0" w:line="259" w:lineRule="auto"/>
+        <w:ind w:left="113"/>
+      </w:pPr>
+      <w:r>
+        <w:rPr>
+          <w:rFonts w:ascii="맑은 고딕" w:hAnsi="맑은 고딕" w:eastAsia="맑은 고딕"/>
+          <w:b w:val="0"/>
+          <w:i w:val="0"/>
+          <w:sz w:val="18"/>
+          <w:u w:val="none"/>
+        </w:rPr>
+        <w:t>⑤ v. to process used things so that they can be used again</w:t>
+      </w:r>
+    </w:p>
+    <w:p>
+      <w:pPr>
+        <w:spacing w:before="0" w:after="0" w:line="259" w:lineRule="auto"/>
+      </w:pPr>
+    </w:p>
+    <w:p>
+      <w:pPr>
+        <w:spacing w:before="0" w:after="40" w:line="259" w:lineRule="auto"/>
+      </w:pPr>
+    </w:p>
+    <w:p>
+      <w:pPr>
+        <w:keepNext/>
+        <w:spacing w:before="0" w:after="20" w:line="259" w:lineRule="auto"/>
+        <w:ind w:left="0"/>
+      </w:pPr>
+      <w:r>
+        <w:rPr>
+          <w:rFonts w:ascii="맑은 고딕" w:hAnsi="맑은 고딕" w:eastAsia="맑은 고딕"/>
+          <w:b/>
+          <w:i w:val="0"/>
+          <w:sz w:val="18"/>
+          <w:u w:val="none"/>
+        </w:rPr>
+        <w:t>[2] 다음 글을 읽고 물음에 답하시오.</w:t>
+      </w:r>
+    </w:p>
+    <w:p>
+      <w:pPr>
+        <w:spacing w:before="0" w:after="0" w:line="259" w:lineRule="auto"/>
+        <w:ind w:left="0"/>
+      </w:pPr>
+      <w:r>
+        <w:rPr>
+          <w:rFonts w:ascii="맑은 고딕" w:hAnsi="맑은 고딕" w:eastAsia="맑은 고딕"/>
+          <w:b w:val="0"/>
+          <w:i w:val="0"/>
+          <w:sz w:val="18"/>
+          <w:u w:val="none"/>
+        </w:rPr>
+        <w:t>Every day, we produce lots of ⓐ</w:t>
+      </w:r>
+      <w:r>
+        <w:rPr>
+          <w:rFonts w:ascii="맑은 고딕" w:hAnsi="맑은 고딕" w:eastAsia="맑은 고딕"/>
+          <w:b w:val="0"/>
+          <w:i w:val="0"/>
+          <w:sz w:val="18"/>
+          <w:u w:val="single"/>
+        </w:rPr>
+        <w:t>waste</w:t>
+      </w:r>
+      <w:r>
+        <w:rPr>
+          <w:rFonts w:ascii="맑은 고딕" w:hAnsi="맑은 고딕" w:eastAsia="맑은 고딕"/>
+          <w:b w:val="0"/>
+          <w:i w:val="0"/>
+          <w:sz w:val="18"/>
+          <w:u w:val="none"/>
+        </w:rPr>
+        <w:t>, and the Earth is getting sicker and sicker. Do you want to save the Earth? Then, join the zero-waste ⓑ</w:t>
+      </w:r>
+      <w:r>
+        <w:rPr>
+          <w:rFonts w:ascii="맑은 고딕" w:hAnsi="맑은 고딕" w:eastAsia="맑은 고딕"/>
+          <w:b w:val="0"/>
+          <w:i w:val="0"/>
+          <w:sz w:val="18"/>
+          <w:u w:val="single"/>
+        </w:rPr>
+        <w:t>challenge</w:t>
+      </w:r>
+      <w:r>
+        <w:rPr>
+          <w:rFonts w:ascii="맑은 고딕" w:hAnsi="맑은 고딕" w:eastAsia="맑은 고딕"/>
+          <w:b w:val="0"/>
+          <w:i w:val="0"/>
+          <w:sz w:val="18"/>
+          <w:u w:val="none"/>
+        </w:rPr>
+        <w:t>, and share your stories.</w:t>
+      </w:r>
+      <w:r>
+        <w:br/>
+      </w:r>
+      <w:r>
+        <w:rPr>
+          <w:rFonts w:ascii="맑은 고딕" w:hAnsi="맑은 고딕" w:eastAsia="맑은 고딕"/>
+          <w:b/>
+          <w:i w:val="0"/>
+          <w:sz w:val="18"/>
+          <w:u w:val="none"/>
+        </w:rPr>
+        <w:t>Olivia:</w:t>
+      </w:r>
+      <w:r>
+        <w:rPr>
+          <w:rFonts w:ascii="맑은 고딕" w:hAnsi="맑은 고딕" w:eastAsia="맑은 고딕"/>
+          <w:b w:val="0"/>
+          <w:i w:val="0"/>
+          <w:sz w:val="18"/>
+          <w:u w:val="none"/>
+        </w:rPr>
+        <w:t xml:space="preserve"> My birthday was last Saturday, and my family and I ate out. There were lots of ⓒ</w:t>
+      </w:r>
+      <w:r>
+        <w:rPr>
+          <w:rFonts w:ascii="맑은 고딕" w:hAnsi="맑은 고딕" w:eastAsia="맑은 고딕"/>
+          <w:b w:val="0"/>
+          <w:i w:val="0"/>
+          <w:sz w:val="18"/>
+          <w:u w:val="single"/>
+        </w:rPr>
+        <w:t>leftovers</w:t>
+      </w:r>
+      <w:r>
+        <w:rPr>
+          <w:rFonts w:ascii="맑은 고딕" w:hAnsi="맑은 고딕" w:eastAsia="맑은 고딕"/>
+          <w:b w:val="0"/>
+          <w:i w:val="0"/>
+          <w:sz w:val="18"/>
+          <w:u w:val="none"/>
+        </w:rPr>
+        <w:t>, but we brought them home. The next day, I made a nice dinner out of them.</w:t>
+      </w:r>
+      <w:r>
+        <w:br/>
+      </w:r>
+      <w:r>
+        <w:rPr>
+          <w:rFonts w:ascii="맑은 고딕" w:hAnsi="맑은 고딕" w:eastAsia="맑은 고딕"/>
+          <w:b/>
+          <w:i w:val="0"/>
+          <w:sz w:val="18"/>
+          <w:u w:val="none"/>
+        </w:rPr>
+        <w:t>Domingo:</w:t>
+      </w:r>
+      <w:r>
+        <w:rPr>
+          <w:rFonts w:ascii="맑은 고딕" w:hAnsi="맑은 고딕" w:eastAsia="맑은 고딕"/>
+          <w:b w:val="0"/>
+          <w:i w:val="0"/>
+          <w:sz w:val="18"/>
+          <w:u w:val="none"/>
+        </w:rPr>
+        <w:t xml:space="preserve"> My dog ⓓ</w:t>
+      </w:r>
+      <w:r>
+        <w:rPr>
+          <w:rFonts w:ascii="맑은 고딕" w:hAnsi="맑은 고딕" w:eastAsia="맑은 고딕"/>
+          <w:b w:val="0"/>
+          <w:i w:val="0"/>
+          <w:sz w:val="18"/>
+          <w:u w:val="single"/>
+        </w:rPr>
+        <w:t>tore</w:t>
+      </w:r>
+      <w:r>
+        <w:rPr>
+          <w:rFonts w:ascii="맑은 고딕" w:hAnsi="맑은 고딕" w:eastAsia="맑은 고딕"/>
+          <w:b w:val="0"/>
+          <w:i w:val="0"/>
+          <w:sz w:val="18"/>
+          <w:u w:val="none"/>
+        </w:rPr>
+        <w:t xml:space="preserve"> my bag. I wanted to buy a new one, but I thought again. … So, I decided to fix it and reuse it. I'm not very good at ⓔ</w:t>
+      </w:r>
+      <w:r>
+        <w:rPr>
+          <w:rFonts w:ascii="맑은 고딕" w:hAnsi="맑은 고딕" w:eastAsia="맑은 고딕"/>
+          <w:b w:val="0"/>
+          <w:i w:val="0"/>
+          <w:sz w:val="18"/>
+          <w:u w:val="single"/>
+        </w:rPr>
+        <w:t>sewing</w:t>
+      </w:r>
+      <w:r>
+        <w:rPr>
+          <w:rFonts w:ascii="맑은 고딕" w:hAnsi="맑은 고딕" w:eastAsia="맑은 고딕"/>
+          <w:b w:val="0"/>
+          <w:i w:val="0"/>
+          <w:sz w:val="18"/>
+          <w:u w:val="none"/>
+        </w:rPr>
+        <w:t>, and I don't think that the bag looks perfect.</w:t>
+      </w:r>
+    </w:p>
+    <w:p>
+      <w:pPr>
+        <w:spacing w:before="0" w:after="0" w:line="259" w:lineRule="auto"/>
+      </w:pPr>
+    </w:p>
+    <w:p>
+      <w:pPr>
+        <w:keepNext/>
+        <w:spacing w:before="0" w:after="20" w:line="259" w:lineRule="auto"/>
+      </w:pPr>
+      <w:r>
+        <w:rPr>
+          <w:rFonts w:ascii="맑은 고딕" w:hAnsi="맑은 고딕" w:eastAsia="맑은 고딕"/>
+          <w:b/>
+          <w:i w:val="0"/>
+          <w:sz w:val="18"/>
+          <w:u w:val="none"/>
+        </w:rPr>
+        <w:t xml:space="preserve">2. </w:t>
+      </w:r>
+      <w:r>
+        <w:rPr>
+          <w:rFonts w:ascii="맑은 고딕" w:hAnsi="맑은 고딕" w:eastAsia="맑은 고딕"/>
+          <w:b w:val="0"/>
+          <w:i w:val="0"/>
+          <w:sz w:val="18"/>
+          <w:u w:val="none"/>
+        </w:rPr>
+        <w:t xml:space="preserve">[2025 중간 #20형] 윗글의 밑줄 친 ⓐ~ⓔ의 영영풀이가 적절하지 </w:t>
+      </w:r>
+      <w:r>
+        <w:rPr>
+          <w:rFonts w:ascii="맑은 고딕" w:hAnsi="맑은 고딕" w:eastAsia="맑은 고딕"/>
+          <w:b w:val="0"/>
+          <w:i w:val="0"/>
+          <w:sz w:val="18"/>
+          <w:u w:val="single"/>
+        </w:rPr>
+        <w:t>않은</w:t>
+      </w:r>
+      <w:r>
+        <w:rPr>
+          <w:rFonts w:ascii="맑은 고딕" w:hAnsi="맑은 고딕" w:eastAsia="맑은 고딕"/>
+          <w:b w:val="0"/>
+          <w:i w:val="0"/>
+          <w:sz w:val="18"/>
+          <w:u w:val="none"/>
+        </w:rPr>
+        <w:t xml:space="preserve"> 것끼리 짝지어진 것은? </w:t>
+      </w:r>
+      <w:r>
+        <w:rPr>
+          <w:rFonts w:ascii="맑은 고딕" w:hAnsi="맑은 고딕" w:eastAsia="맑은 고딕"/>
+          <w:b w:val="0"/>
+          <w:i w:val="0"/>
+          <w:sz w:val="18"/>
+          <w:u w:val="none"/>
+        </w:rPr>
+        <w:t>(3점)</w:t>
+      </w:r>
+    </w:p>
+    <w:p>
+      <w:pPr>
+        <w:spacing w:before="0" w:after="20" w:line="259" w:lineRule="auto"/>
+        <w:ind w:left="57"/>
+      </w:pPr>
+      <w:r>
+        <w:rPr>
+          <w:rFonts w:ascii="맑은 고딕" w:hAnsi="맑은 고딕" w:eastAsia="맑은 고딕"/>
+          <w:b w:val="0"/>
+          <w:i w:val="0"/>
+          <w:sz w:val="18"/>
+          <w:u w:val="none"/>
+        </w:rPr>
+        <w:t>ⓐ waste: n. things that people throw away because they are not needed</w:t>
+      </w:r>
+      <w:r>
+        <w:br/>
+      </w:r>
+      <w:r>
+        <w:rPr>
+          <w:rFonts w:ascii="맑은 고딕" w:hAnsi="맑은 고딕" w:eastAsia="맑은 고딕"/>
+          <w:b w:val="0"/>
+          <w:i w:val="0"/>
+          <w:sz w:val="18"/>
+          <w:u w:val="none"/>
+        </w:rPr>
+        <w:t>ⓑ challenge: n. something that needs great mental or physical effort to be done successfully</w:t>
+      </w:r>
+      <w:r>
+        <w:br/>
+      </w:r>
+      <w:r>
+        <w:rPr>
+          <w:rFonts w:ascii="맑은 고딕" w:hAnsi="맑은 고딕" w:eastAsia="맑은 고딕"/>
+          <w:b w:val="0"/>
+          <w:i w:val="0"/>
+          <w:sz w:val="18"/>
+          <w:u w:val="none"/>
+        </w:rPr>
+        <w:t>ⓒ leftover: n. food remaining after a meal</w:t>
+      </w:r>
+      <w:r>
+        <w:br/>
+      </w:r>
+      <w:r>
+        <w:rPr>
+          <w:rFonts w:ascii="맑은 고딕" w:hAnsi="맑은 고딕" w:eastAsia="맑은 고딕"/>
+          <w:b w:val="0"/>
+          <w:i w:val="0"/>
+          <w:sz w:val="18"/>
+          <w:u w:val="none"/>
+        </w:rPr>
+        <w:t>ⓓ tear: v. to use a needle and thread to make or fix clothes</w:t>
+      </w:r>
+      <w:r>
+        <w:br/>
+      </w:r>
+      <w:r>
+        <w:rPr>
+          <w:rFonts w:ascii="맑은 고딕" w:hAnsi="맑은 고딕" w:eastAsia="맑은 고딕"/>
+          <w:b w:val="0"/>
+          <w:i w:val="0"/>
+          <w:sz w:val="18"/>
+          <w:u w:val="none"/>
+        </w:rPr>
+        <w:t>ⓔ sew: v. to pull paper, cloth, or another material into two pieces</w:t>
+      </w:r>
+    </w:p>
+    <w:p>
+      <w:pPr>
+        <w:spacing w:before="0" w:after="20" w:line="259" w:lineRule="auto"/>
+        <w:ind w:left="113"/>
+      </w:pPr>
+      <w:r>
+        <w:rPr>
+          <w:rFonts w:ascii="맑은 고딕" w:hAnsi="맑은 고딕" w:eastAsia="맑은 고딕"/>
+          <w:b w:val="0"/>
+          <w:i w:val="0"/>
+          <w:sz w:val="18"/>
+          <w:u w:val="none"/>
+        </w:rPr>
+        <w:t>① ⓐ, ⓑ</w:t>
+      </w:r>
+      <w:r>
+        <w:rPr>
+          <w:rFonts w:ascii="맑은 고딕" w:hAnsi="맑은 고딕" w:eastAsia="맑은 고딕"/>
+          <w:b w:val="0"/>
+          <w:i w:val="0"/>
+          <w:sz w:val="18"/>
+          <w:u w:val="none"/>
+        </w:rPr>
+        <w:t xml:space="preserve">    </w:t>
+      </w:r>
+      <w:r>
+        <w:rPr>
+          <w:rFonts w:ascii="맑은 고딕" w:hAnsi="맑은 고딕" w:eastAsia="맑은 고딕"/>
+          <w:b w:val="0"/>
+          <w:i w:val="0"/>
+          <w:sz w:val="18"/>
+          <w:u w:val="none"/>
+        </w:rPr>
+        <w:t>② ⓑ, ⓒ</w:t>
+      </w:r>
+      <w:r>
+        <w:rPr>
+          <w:rFonts w:ascii="맑은 고딕" w:hAnsi="맑은 고딕" w:eastAsia="맑은 고딕"/>
+          <w:b w:val="0"/>
+          <w:i w:val="0"/>
+          <w:sz w:val="18"/>
+          <w:u w:val="none"/>
+        </w:rPr>
+        <w:t xml:space="preserve">    </w:t>
+      </w:r>
+      <w:r>
+        <w:rPr>
+          <w:rFonts w:ascii="맑은 고딕" w:hAnsi="맑은 고딕" w:eastAsia="맑은 고딕"/>
+          <w:b w:val="0"/>
+          <w:i w:val="0"/>
+          <w:sz w:val="18"/>
+          <w:u w:val="none"/>
+        </w:rPr>
+        <w:t>③ ⓒ, ⓓ</w:t>
+      </w:r>
+      <w:r>
+        <w:rPr>
+          <w:rFonts w:ascii="맑은 고딕" w:hAnsi="맑은 고딕" w:eastAsia="맑은 고딕"/>
+          <w:b w:val="0"/>
+          <w:i w:val="0"/>
+          <w:sz w:val="18"/>
+          <w:u w:val="none"/>
+        </w:rPr>
+        <w:t xml:space="preserve">    </w:t>
+      </w:r>
+      <w:r>
+        <w:rPr>
+          <w:rFonts w:ascii="맑은 고딕" w:hAnsi="맑은 고딕" w:eastAsia="맑은 고딕"/>
+          <w:b w:val="0"/>
+          <w:i w:val="0"/>
+          <w:sz w:val="18"/>
+          <w:u w:val="none"/>
+        </w:rPr>
+        <w:t>④ ⓓ, ⓔ</w:t>
+      </w:r>
+      <w:r>
+        <w:rPr>
+          <w:rFonts w:ascii="맑은 고딕" w:hAnsi="맑은 고딕" w:eastAsia="맑은 고딕"/>
+          <w:b w:val="0"/>
+          <w:i w:val="0"/>
+          <w:sz w:val="18"/>
+          <w:u w:val="none"/>
+        </w:rPr>
+        <w:t xml:space="preserve">    </w:t>
+      </w:r>
+      <w:r>
+        <w:rPr>
+          <w:rFonts w:ascii="맑은 고딕" w:hAnsi="맑은 고딕" w:eastAsia="맑은 고딕"/>
+          <w:b w:val="0"/>
+          <w:i w:val="0"/>
+          <w:sz w:val="18"/>
+          <w:u w:val="none"/>
+        </w:rPr>
+        <w:t>⑤ ⓐ, ⓔ</w:t>
+      </w:r>
+    </w:p>
+    <w:p>
+      <w:pPr>
+        <w:spacing w:before="0" w:after="40" w:line="259" w:lineRule="auto"/>
+      </w:pPr>
+    </w:p>
+    <w:p>
+      <w:pPr>
+        <w:keepNext/>
+        <w:spacing w:before="0" w:after="20" w:line="259" w:lineRule="auto"/>
+      </w:pPr>
+      <w:r>
+        <w:rPr>
+          <w:rFonts w:ascii="맑은 고딕" w:hAnsi="맑은 고딕" w:eastAsia="맑은 고딕"/>
+          <w:b/>
+          <w:i w:val="0"/>
+          <w:sz w:val="18"/>
+          <w:u w:val="none"/>
+        </w:rPr>
+        <w:t>[2025 1-2 중간 #18 · #23형] 문맥 · 풀이</w:t>
+      </w:r>
+    </w:p>
+    <w:p>
+      <w:pPr>
+        <w:keepNext/>
+        <w:spacing w:before="0" w:after="20" w:line="259" w:lineRule="auto"/>
+      </w:pPr>
+      <w:r>
+        <w:rPr>
+          <w:rFonts w:ascii="맑은 고딕" w:hAnsi="맑은 고딕" w:eastAsia="맑은 고딕"/>
+          <w:b/>
+          <w:i w:val="0"/>
+          <w:sz w:val="18"/>
+          <w:u w:val="none"/>
+        </w:rPr>
+        <w:t xml:space="preserve">3. </w:t>
+      </w:r>
+      <w:r>
+        <w:rPr>
+          <w:rFonts w:ascii="맑은 고딕" w:hAnsi="맑은 고딕" w:eastAsia="맑은 고딕"/>
+          <w:b w:val="0"/>
+          <w:i w:val="0"/>
+          <w:sz w:val="18"/>
+          <w:u w:val="none"/>
+        </w:rPr>
+        <w:t xml:space="preserve">[2025 중간 #23형] 다음 글의 (A)~(C)의 영영풀이로 알맞은 것끼리 짝지어진 것은? </w:t>
+      </w:r>
+      <w:r>
+        <w:rPr>
+          <w:rFonts w:ascii="맑은 고딕" w:hAnsi="맑은 고딕" w:eastAsia="맑은 고딕"/>
+          <w:b w:val="0"/>
+          <w:i w:val="0"/>
+          <w:sz w:val="18"/>
+          <w:u w:val="none"/>
+        </w:rPr>
+        <w:t>(3점)</w:t>
+      </w:r>
+    </w:p>
+    <w:p>
+      <w:pPr>
+        <w:spacing w:before="0" w:after="20" w:line="259" w:lineRule="auto"/>
+        <w:ind w:left="57"/>
+      </w:pPr>
+      <w:r>
+        <w:rPr>
+          <w:rFonts w:ascii="맑은 고딕" w:hAnsi="맑은 고딕" w:eastAsia="맑은 고딕"/>
+          <w:b w:val="0"/>
+          <w:i w:val="0"/>
+          <w:sz w:val="18"/>
+          <w:u w:val="none"/>
+        </w:rPr>
+        <w:t>I heard that plastic never goes away (A)</w:t>
+      </w:r>
+      <w:r>
+        <w:rPr>
+          <w:rFonts w:ascii="맑은 고딕" w:hAnsi="맑은 고딕" w:eastAsia="맑은 고딕"/>
+          <w:b w:val="0"/>
+          <w:i w:val="0"/>
+          <w:sz w:val="18"/>
+          <w:u w:val="single"/>
+        </w:rPr>
+        <w:t>completely</w:t>
+      </w:r>
+      <w:r>
+        <w:rPr>
+          <w:rFonts w:ascii="맑은 고딕" w:hAnsi="맑은 고딕" w:eastAsia="맑은 고딕"/>
+          <w:b w:val="0"/>
+          <w:i w:val="0"/>
+          <w:sz w:val="18"/>
+          <w:u w:val="none"/>
+        </w:rPr>
+        <w:t>. I didn't use any (B)</w:t>
+      </w:r>
+      <w:r>
+        <w:rPr>
+          <w:rFonts w:ascii="맑은 고딕" w:hAnsi="맑은 고딕" w:eastAsia="맑은 고딕"/>
+          <w:b w:val="0"/>
+          <w:i w:val="0"/>
+          <w:sz w:val="18"/>
+          <w:u w:val="single"/>
+        </w:rPr>
+        <w:t>single-use</w:t>
+      </w:r>
+      <w:r>
+        <w:rPr>
+          <w:rFonts w:ascii="맑은 고딕" w:hAnsi="맑은 고딕" w:eastAsia="맑은 고딕"/>
+          <w:b w:val="0"/>
+          <w:i w:val="0"/>
+          <w:sz w:val="18"/>
+          <w:u w:val="none"/>
+        </w:rPr>
+        <w:t xml:space="preserve"> plastic today. … I put them into the machine one by one, and I got some points (C)</w:t>
+      </w:r>
+      <w:r>
+        <w:rPr>
+          <w:rFonts w:ascii="맑은 고딕" w:hAnsi="맑은 고딕" w:eastAsia="맑은 고딕"/>
+          <w:b w:val="0"/>
+          <w:i w:val="0"/>
+          <w:sz w:val="18"/>
+          <w:u w:val="single"/>
+        </w:rPr>
+        <w:t>in return</w:t>
+      </w:r>
+      <w:r>
+        <w:rPr>
+          <w:rFonts w:ascii="맑은 고딕" w:hAnsi="맑은 고딕" w:eastAsia="맑은 고딕"/>
+          <w:b w:val="0"/>
+          <w:i w:val="0"/>
+          <w:sz w:val="18"/>
+          <w:u w:val="none"/>
+        </w:rPr>
+        <w:t>.</w:t>
+      </w:r>
+    </w:p>
+    <w:p>
+      <w:pPr>
+        <w:spacing w:before="0" w:after="0" w:line="259" w:lineRule="auto"/>
+        <w:ind w:left="113"/>
+      </w:pPr>
+      <w:r>
+        <w:rPr>
+          <w:rFonts w:ascii="맑은 고딕" w:hAnsi="맑은 고딕" w:eastAsia="맑은 고딕"/>
+          <w:b w:val="0"/>
+          <w:i w:val="0"/>
+          <w:sz w:val="18"/>
+          <w:u w:val="none"/>
+        </w:rPr>
+        <w:t>① in every way — made to be used only once — as a response, exchange, or reward for something</w:t>
+      </w:r>
+    </w:p>
+    <w:p>
+      <w:pPr>
+        <w:spacing w:before="0" w:after="0" w:line="259" w:lineRule="auto"/>
+        <w:ind w:left="113"/>
+      </w:pPr>
+      <w:r>
+        <w:rPr>
+          <w:rFonts w:ascii="맑은 고딕" w:hAnsi="맑은 고딕" w:eastAsia="맑은 고딕"/>
+          <w:b w:val="0"/>
+          <w:i w:val="0"/>
+          <w:sz w:val="18"/>
+          <w:u w:val="none"/>
+        </w:rPr>
+        <w:t>② in every way — used by someone else before — as a response, exchange, or reward for something</w:t>
+      </w:r>
+    </w:p>
+    <w:p>
+      <w:pPr>
+        <w:spacing w:before="0" w:after="0" w:line="259" w:lineRule="auto"/>
+        <w:ind w:left="113"/>
+      </w:pPr>
+      <w:r>
+        <w:rPr>
+          <w:rFonts w:ascii="맑은 고딕" w:hAnsi="맑은 고딕" w:eastAsia="맑은 고딕"/>
+          <w:b w:val="0"/>
+          <w:i w:val="0"/>
+          <w:sz w:val="18"/>
+          <w:u w:val="none"/>
+        </w:rPr>
+        <w:t>③ one person or thing following another in order — made to be used only once — as a response, exchange, or reward for something</w:t>
+      </w:r>
+    </w:p>
+    <w:p>
+      <w:pPr>
+        <w:spacing w:before="0" w:after="0" w:line="259" w:lineRule="auto"/>
+        <w:ind w:left="113"/>
+      </w:pPr>
+      <w:r>
+        <w:rPr>
+          <w:rFonts w:ascii="맑은 고딕" w:hAnsi="맑은 고딕" w:eastAsia="맑은 고딕"/>
+          <w:b w:val="0"/>
+          <w:i w:val="0"/>
+          <w:sz w:val="18"/>
+          <w:u w:val="none"/>
+        </w:rPr>
+        <w:t>④ in every way — made to be used only once — to give something to someone without asking for money</w:t>
+      </w:r>
+    </w:p>
+    <w:p>
+      <w:pPr>
+        <w:spacing w:before="0" w:after="0" w:line="259" w:lineRule="auto"/>
+        <w:ind w:left="113"/>
+      </w:pPr>
+      <w:r>
+        <w:rPr>
+          <w:rFonts w:ascii="맑은 고딕" w:hAnsi="맑은 고딕" w:eastAsia="맑은 고딕"/>
+          <w:b w:val="0"/>
+          <w:i w:val="0"/>
+          <w:sz w:val="18"/>
+          <w:u w:val="none"/>
+        </w:rPr>
+        <w:t>⑤ one person or thing following another in order — used by someone else before — to give something to someone without asking for money</w:t>
       </w:r>
     </w:p>
     <w:p>
@@ -292,7 +954,7 @@
           <w:sz w:val="18"/>
           <w:u w:val="none"/>
         </w:rPr>
-        <w:t xml:space="preserve">2. </w:t>
+        <w:t xml:space="preserve">4. </w:t>
       </w:r>
       <w:r>
         <w:rPr>
@@ -302,27 +964,7 @@
           <w:sz w:val="18"/>
           <w:u w:val="none"/>
         </w:rPr>
-        <w:t xml:space="preserve">[2025 중간 #20형] 단어 ⓐ~ⓔ의 영영풀이가 적절하지 </w:t>
-      </w:r>
-      <w:r>
-        <w:rPr>
-          <w:rFonts w:ascii="맑은 고딕" w:hAnsi="맑은 고딕" w:eastAsia="맑은 고딕"/>
-          <w:b w:val="0"/>
-          <w:i w:val="0"/>
-          <w:sz w:val="18"/>
-          <w:u w:val="single"/>
-        </w:rPr>
-        <w:t>않은</w:t>
-      </w:r>
-      <w:r>
-        <w:rPr>
-          <w:rFonts w:ascii="맑은 고딕" w:hAnsi="맑은 고딕" w:eastAsia="맑은 고딕"/>
-          <w:b w:val="0"/>
-          <w:i w:val="0"/>
-          <w:sz w:val="18"/>
-          <w:u w:val="none"/>
-        </w:rPr>
-        <w:t xml:space="preserve"> 것끼리 짝지어진 것은? </w:t>
+        <w:t xml:space="preserve">[2025 중간 #18형] (A)~(C)에서 문맥상 가장 적절한 것끼리 짝지어진 것은? </w:t>
       </w:r>
       <w:r>
         <w:rPr>
@@ -348,7 +990,7 @@
           <w:sz w:val="18"/>
           <w:u w:val="none"/>
         </w:rPr>
-        <w:t>ⓐ container: n. an object for holding things, such as a can, box, or bottle</w:t>
+        <w:t>• We can (A)[reduce / produce] plastic waste by using cloth bags at the market.</w:t>
       </w:r>
       <w:r>
         <w:br/>
@@ -361,7 +1003,7 @@
           <w:sz w:val="18"/>
           <w:u w:val="none"/>
         </w:rPr>
-        <w:t>ⓑ completely: ad. in every way</w:t>
+        <w:t>• Please (B)[empty / pick up] the bottle and rinse it before recycling.</w:t>
       </w:r>
       <w:r>
         <w:br/>
@@ -374,11 +1016,14 @@
           <w:sz w:val="18"/>
           <w:u w:val="none"/>
         </w:rPr>
-        <w:t>ⓒ give away: to give something to someone without asking for money</w:t>
-      </w:r>
-      <w:r>
-        <w:br/>
-      </w:r>
+        <w:t>• Bring your own lunch (C)[container / label] and skip the plastic wrap.</w:t>
+      </w:r>
+    </w:p>
+    <w:p>
+      <w:pPr>
+        <w:spacing w:before="0" w:after="0" w:line="259" w:lineRule="auto"/>
+        <w:ind w:left="113"/>
+      </w:pPr>
       <w:r>
         <w:rPr>
           <w:rFonts w:ascii="맑은 고딕" w:hAnsi="맑은 고딕" w:eastAsia="맑은 고딕"/>
@@ -387,11 +1032,14 @@
           <w:sz w:val="18"/>
           <w:u w:val="none"/>
         </w:rPr>
-        <w:t>ⓓ secondhand: a. made to be used only once</w:t>
-      </w:r>
-      <w:r>
-        <w:br/>
-      </w:r>
+        <w:t>① produce — empty — label</w:t>
+      </w:r>
+    </w:p>
+    <w:p>
+      <w:pPr>
+        <w:spacing w:before="0" w:after="0" w:line="259" w:lineRule="auto"/>
+        <w:ind w:left="113"/>
+      </w:pPr>
       <w:r>
         <w:rPr>
           <w:rFonts w:ascii="맑은 고딕" w:hAnsi="맑은 고딕" w:eastAsia="맑은 고딕"/>
@@ -400,12 +1048,12 @@
           <w:sz w:val="18"/>
           <w:u w:val="none"/>
         </w:rPr>
-        <w:t>ⓔ single-use: a. used by someone else before</w:t>
+        <w:t>② reduce — pick up — container</w:t>
       </w:r>
     </w:p>
     <w:p>
       <w:pPr>
-        <w:spacing w:before="0" w:after="20" w:line="259" w:lineRule="auto"/>
+        <w:spacing w:before="0" w:after="0" w:line="259" w:lineRule="auto"/>
         <w:ind w:left="113"/>
       </w:pPr>
       <w:r>
@@ -416,8 +1064,14 @@
           <w:sz w:val="18"/>
           <w:u w:val="none"/>
         </w:rPr>
-        <w:t>① ⓐ, ⓑ</w:t>
-      </w:r>
+        <w:t>③ reduce — empty — container</w:t>
+      </w:r>
+    </w:p>
+    <w:p>
+      <w:pPr>
+        <w:spacing w:before="0" w:after="0" w:line="259" w:lineRule="auto"/>
+        <w:ind w:left="113"/>
+      </w:pPr>
       <w:r>
         <w:rPr>
           <w:rFonts w:ascii="맑은 고딕" w:hAnsi="맑은 고딕" w:eastAsia="맑은 고딕"/>
@@ -426,8 +1080,14 @@
           <w:sz w:val="18"/>
           <w:u w:val="none"/>
         </w:rPr>
-        <w:t xml:space="preserve">    </w:t>
-      </w:r>
+        <w:t>④ reduce — empty — label</w:t>
+      </w:r>
+    </w:p>
+    <w:p>
+      <w:pPr>
+        <w:spacing w:before="0" w:after="0" w:line="259" w:lineRule="auto"/>
+        <w:ind w:left="113"/>
+      </w:pPr>
       <w:r>
         <w:rPr>
           <w:rFonts w:ascii="맑은 고딕" w:hAnsi="맑은 고딕" w:eastAsia="맑은 고딕"/>
@@ -436,280 +1096,7 @@
           <w:sz w:val="18"/>
           <w:u w:val="none"/>
         </w:rPr>
-        <w:t>② ⓑ, ⓒ</w:t>
-      </w:r>
-      <w:r>
-        <w:rPr>
-          <w:rFonts w:ascii="맑은 고딕" w:hAnsi="맑은 고딕" w:eastAsia="맑은 고딕"/>
-          <w:b w:val="0"/>
-          <w:i w:val="0"/>
-          <w:sz w:val="18"/>
-          <w:u w:val="none"/>
-        </w:rPr>
-        <w:t xml:space="preserve">    </w:t>
-      </w:r>
-      <w:r>
-        <w:rPr>
-          <w:rFonts w:ascii="맑은 고딕" w:hAnsi="맑은 고딕" w:eastAsia="맑은 고딕"/>
-          <w:b w:val="0"/>
-          <w:i w:val="0"/>
-          <w:sz w:val="18"/>
-          <w:u w:val="none"/>
-        </w:rPr>
-        <w:t>③ ⓒ, ⓓ</w:t>
-      </w:r>
-      <w:r>
-        <w:rPr>
-          <w:rFonts w:ascii="맑은 고딕" w:hAnsi="맑은 고딕" w:eastAsia="맑은 고딕"/>
-          <w:b w:val="0"/>
-          <w:i w:val="0"/>
-          <w:sz w:val="18"/>
-          <w:u w:val="none"/>
-        </w:rPr>
-        <w:t xml:space="preserve">    </w:t>
-      </w:r>
-      <w:r>
-        <w:rPr>
-          <w:rFonts w:ascii="맑은 고딕" w:hAnsi="맑은 고딕" w:eastAsia="맑은 고딕"/>
-          <w:b w:val="0"/>
-          <w:i w:val="0"/>
-          <w:sz w:val="18"/>
-          <w:u w:val="none"/>
-        </w:rPr>
-        <w:t>④ ⓓ, ⓔ</w:t>
-      </w:r>
-      <w:r>
-        <w:rPr>
-          <w:rFonts w:ascii="맑은 고딕" w:hAnsi="맑은 고딕" w:eastAsia="맑은 고딕"/>
-          <w:b w:val="0"/>
-          <w:i w:val="0"/>
-          <w:sz w:val="18"/>
-          <w:u w:val="none"/>
-        </w:rPr>
-        <w:t xml:space="preserve">    </w:t>
-      </w:r>
-      <w:r>
-        <w:rPr>
-          <w:rFonts w:ascii="맑은 고딕" w:hAnsi="맑은 고딕" w:eastAsia="맑은 고딕"/>
-          <w:b w:val="0"/>
-          <w:i w:val="0"/>
-          <w:sz w:val="18"/>
-          <w:u w:val="none"/>
-        </w:rPr>
-        <w:t>⑤ ⓐ, ⓔ</w:t>
-      </w:r>
-    </w:p>
-    <w:p>
-      <w:pPr>
-        <w:spacing w:before="0" w:after="40" w:line="259" w:lineRule="auto"/>
-      </w:pPr>
-    </w:p>
-    <w:p>
-      <w:pPr>
-        <w:keepNext/>
-        <w:spacing w:before="0" w:after="20" w:line="259" w:lineRule="auto"/>
-      </w:pPr>
-      <w:r>
-        <w:rPr>
-          <w:rFonts w:ascii="맑은 고딕" w:hAnsi="맑은 고딕" w:eastAsia="맑은 고딕"/>
-          <w:b/>
-          <w:i w:val="0"/>
-          <w:sz w:val="18"/>
-          <w:u w:val="none"/>
-        </w:rPr>
-        <w:t>[2025 1-2 중간 #18 · #23형] 문맥 낱말 · 유의어</w:t>
-      </w:r>
-    </w:p>
-    <w:p>
-      <w:pPr>
-        <w:keepNext/>
-        <w:spacing w:before="0" w:after="20" w:line="259" w:lineRule="auto"/>
-      </w:pPr>
-      <w:r>
-        <w:rPr>
-          <w:rFonts w:ascii="맑은 고딕" w:hAnsi="맑은 고딕" w:eastAsia="맑은 고딕"/>
-          <w:b/>
-          <w:i w:val="0"/>
-          <w:sz w:val="18"/>
-          <w:u w:val="none"/>
-        </w:rPr>
-        <w:t xml:space="preserve">3. </w:t>
-      </w:r>
-      <w:r>
-        <w:rPr>
-          <w:rFonts w:ascii="맑은 고딕" w:hAnsi="맑은 고딕" w:eastAsia="맑은 고딕"/>
-          <w:b w:val="0"/>
-          <w:i w:val="0"/>
-          <w:sz w:val="18"/>
-          <w:u w:val="none"/>
-        </w:rPr>
-        <w:t xml:space="preserve">[2025 중간 #23형] 문맥상 (A)~(C)와 같은 의미로 바꾸어 쓸 수 있는 것으로 가장 적절한 것은? </w:t>
-      </w:r>
-      <w:r>
-        <w:rPr>
-          <w:rFonts w:ascii="맑은 고딕" w:hAnsi="맑은 고딕" w:eastAsia="맑은 고딕"/>
-          <w:b w:val="0"/>
-          <w:i w:val="0"/>
-          <w:sz w:val="18"/>
-          <w:u w:val="none"/>
-        </w:rPr>
-        <w:t>(3점)</w:t>
-      </w:r>
-    </w:p>
-    <w:p>
-      <w:pPr>
-        <w:spacing w:before="0" w:after="20" w:line="259" w:lineRule="auto"/>
-        <w:ind w:left="57"/>
-      </w:pPr>
-      <w:r>
-        <w:rPr>
-          <w:rFonts w:ascii="맑은 고딕" w:hAnsi="맑은 고딕" w:eastAsia="맑은 고딕"/>
-          <w:b w:val="0"/>
-          <w:i w:val="0"/>
-          <w:sz w:val="18"/>
-          <w:u w:val="none"/>
-        </w:rPr>
-        <w:t>Plastic doesn't disappear (A)</w:t>
-      </w:r>
-      <w:r>
-        <w:rPr>
-          <w:rFonts w:ascii="맑은 고딕" w:hAnsi="맑은 고딕" w:eastAsia="맑은 고딕"/>
-          <w:b w:val="0"/>
-          <w:i w:val="0"/>
-          <w:sz w:val="18"/>
-          <w:u w:val="single"/>
-        </w:rPr>
-        <w:t>completely</w:t>
-      </w:r>
-      <w:r>
-        <w:rPr>
-          <w:rFonts w:ascii="맑은 고딕" w:hAnsi="맑은 고딕" w:eastAsia="맑은 고딕"/>
-          <w:b w:val="0"/>
-          <w:i w:val="0"/>
-          <w:sz w:val="18"/>
-          <w:u w:val="none"/>
-        </w:rPr>
-        <w:t>; it just breaks into tiny pieces. Cars (B)</w:t>
-      </w:r>
-      <w:r>
-        <w:rPr>
-          <w:rFonts w:ascii="맑은 고딕" w:hAnsi="맑은 고딕" w:eastAsia="맑은 고딕"/>
-          <w:b w:val="0"/>
-          <w:i w:val="0"/>
-          <w:sz w:val="18"/>
-          <w:u w:val="single"/>
-        </w:rPr>
-        <w:t>produce</w:t>
-      </w:r>
-      <w:r>
-        <w:rPr>
-          <w:rFonts w:ascii="맑은 고딕" w:hAnsi="맑은 고딕" w:eastAsia="맑은 고딕"/>
-          <w:b w:val="0"/>
-          <w:i w:val="0"/>
-          <w:sz w:val="18"/>
-          <w:u w:val="none"/>
-        </w:rPr>
-        <w:t xml:space="preserve"> gases that make the Earth warmer. The machine gives you a coupon (C)</w:t>
-      </w:r>
-      <w:r>
-        <w:rPr>
-          <w:rFonts w:ascii="맑은 고딕" w:hAnsi="맑은 고딕" w:eastAsia="맑은 고딕"/>
-          <w:b w:val="0"/>
-          <w:i w:val="0"/>
-          <w:sz w:val="18"/>
-          <w:u w:val="single"/>
-        </w:rPr>
-        <w:t>in return</w:t>
-      </w:r>
-      <w:r>
-        <w:rPr>
-          <w:rFonts w:ascii="맑은 고딕" w:hAnsi="맑은 고딕" w:eastAsia="맑은 고딕"/>
-          <w:b w:val="0"/>
-          <w:i w:val="0"/>
-          <w:sz w:val="18"/>
-          <w:u w:val="none"/>
-        </w:rPr>
-        <w:t xml:space="preserve"> for each empty can.</w:t>
-      </w:r>
-    </w:p>
-    <w:p>
-      <w:pPr>
-        <w:spacing w:before="0" w:after="0" w:line="259" w:lineRule="auto"/>
-        <w:ind w:left="113"/>
-      </w:pPr>
-      <w:r>
-        <w:rPr>
-          <w:rFonts w:ascii="맑은 고딕" w:hAnsi="맑은 고딕" w:eastAsia="맑은 고딕"/>
-          <w:b w:val="0"/>
-          <w:i w:val="0"/>
-          <w:sz w:val="18"/>
-          <w:u w:val="none"/>
-        </w:rPr>
-        <w:t>① fully — make — in exchange</w:t>
-      </w:r>
-    </w:p>
-    <w:p>
-      <w:pPr>
-        <w:spacing w:before="0" w:after="0" w:line="259" w:lineRule="auto"/>
-        <w:ind w:left="113"/>
-      </w:pPr>
-      <w:r>
-        <w:rPr>
-          <w:rFonts w:ascii="맑은 고딕" w:hAnsi="맑은 고딕" w:eastAsia="맑은 고딕"/>
-          <w:b w:val="0"/>
-          <w:i w:val="0"/>
-          <w:sz w:val="18"/>
-          <w:u w:val="none"/>
-        </w:rPr>
-        <w:t>② partly — make — in order</w:t>
-      </w:r>
-    </w:p>
-    <w:p>
-      <w:pPr>
-        <w:spacing w:before="0" w:after="0" w:line="259" w:lineRule="auto"/>
-        <w:ind w:left="113"/>
-      </w:pPr>
-      <w:r>
-        <w:rPr>
-          <w:rFonts w:ascii="맑은 고딕" w:hAnsi="맑은 고딕" w:eastAsia="맑은 고딕"/>
-          <w:b w:val="0"/>
-          <w:i w:val="0"/>
-          <w:sz w:val="18"/>
-          <w:u w:val="none"/>
-        </w:rPr>
-        <w:t>③ fully — reduce — as a reward</w:t>
-      </w:r>
-    </w:p>
-    <w:p>
-      <w:pPr>
-        <w:spacing w:before="0" w:after="0" w:line="259" w:lineRule="auto"/>
-        <w:ind w:left="113"/>
-      </w:pPr>
-      <w:r>
-        <w:rPr>
-          <w:rFonts w:ascii="맑은 고딕" w:hAnsi="맑은 고딕" w:eastAsia="맑은 고딕"/>
-          <w:b w:val="0"/>
-          <w:i w:val="0"/>
-          <w:sz w:val="18"/>
-          <w:u w:val="none"/>
-        </w:rPr>
-        <w:t>④ partly — reduce — in exchange</w:t>
-      </w:r>
-    </w:p>
-    <w:p>
-      <w:pPr>
-        <w:spacing w:before="0" w:after="0" w:line="259" w:lineRule="auto"/>
-        <w:ind w:left="113"/>
-      </w:pPr>
-      <w:r>
-        <w:rPr>
-          <w:rFonts w:ascii="맑은 고딕" w:hAnsi="맑은 고딕" w:eastAsia="맑은 고딕"/>
-          <w:b w:val="0"/>
-          <w:i w:val="0"/>
-          <w:sz w:val="18"/>
-          <w:u w:val="none"/>
-        </w:rPr>
-        <w:t>⑤ fully — make — in order</w:t>
+        <w:t>⑤ produce — pick up — container</w:t>
       </w:r>
     </w:p>
     <w:p>
@@ -735,7 +1122,23 @@
           <w:sz w:val="18"/>
           <w:u w:val="none"/>
         </w:rPr>
-        <w:t xml:space="preserve">4. </w:t>
+        <w:t>[2025 기말 #18 · 2026 중간 #12형] 품사 · 어형</w:t>
+      </w:r>
+    </w:p>
+    <w:p>
+      <w:pPr>
+        <w:keepNext/>
+        <w:spacing w:before="0" w:after="20" w:line="259" w:lineRule="auto"/>
+      </w:pPr>
+      <w:r>
+        <w:rPr>
+          <w:rFonts w:ascii="맑은 고딕" w:hAnsi="맑은 고딕" w:eastAsia="맑은 고딕"/>
+          <w:b/>
+          <w:i w:val="0"/>
+          <w:sz w:val="18"/>
+          <w:u w:val="none"/>
+        </w:rPr>
+        <w:t xml:space="preserve">5. </w:t>
       </w:r>
       <w:r>
         <w:rPr>
@@ -745,7 +1148,279 @@
           <w:sz w:val="18"/>
           <w:u w:val="none"/>
         </w:rPr>
-        <w:t xml:space="preserve">[2025 중간 #18형] (A)~(C)에서 문맥상 가장 적절한 것끼리 짝지어진 것은? </w:t>
+        <w:t xml:space="preserve">[2025 기말 #18형] 밑줄 친 empty가 학교 프린트 Word List의 영영풀이(v. to take everything out of something)의 뜻으로 쓰인 것끼리 짝지어진 것은? </w:t>
+      </w:r>
+      <w:r>
+        <w:rPr>
+          <w:rFonts w:ascii="맑은 고딕" w:hAnsi="맑은 고딕" w:eastAsia="맑은 고딕"/>
+          <w:b w:val="0"/>
+          <w:i w:val="0"/>
+          <w:sz w:val="18"/>
+          <w:u w:val="none"/>
+        </w:rPr>
+        <w:t>(4점)</w:t>
+      </w:r>
+    </w:p>
+    <w:p>
+      <w:pPr>
+        <w:spacing w:before="0" w:after="20" w:line="259" w:lineRule="auto"/>
+        <w:ind w:left="57"/>
+      </w:pPr>
+      <w:r>
+        <w:rPr>
+          <w:rFonts w:ascii="맑은 고딕" w:hAnsi="맑은 고딕" w:eastAsia="맑은 고딕"/>
+          <w:b w:val="0"/>
+          <w:i w:val="0"/>
+          <w:sz w:val="18"/>
+          <w:u w:val="none"/>
+        </w:rPr>
+        <w:t xml:space="preserve">ⓐ Please </w:t>
+      </w:r>
+      <w:r>
+        <w:rPr>
+          <w:rFonts w:ascii="맑은 고딕" w:hAnsi="맑은 고딕" w:eastAsia="맑은 고딕"/>
+          <w:b w:val="0"/>
+          <w:i w:val="0"/>
+          <w:sz w:val="18"/>
+          <w:u w:val="single"/>
+        </w:rPr>
+        <w:t>empty</w:t>
+      </w:r>
+      <w:r>
+        <w:rPr>
+          <w:rFonts w:ascii="맑은 고딕" w:hAnsi="맑은 고딕" w:eastAsia="맑은 고딕"/>
+          <w:b w:val="0"/>
+          <w:i w:val="0"/>
+          <w:sz w:val="18"/>
+          <w:u w:val="none"/>
+        </w:rPr>
+        <w:t xml:space="preserve"> the water bottle before you put it in the recycling bin.</w:t>
+      </w:r>
+      <w:r>
+        <w:br/>
+      </w:r>
+      <w:r>
+        <w:rPr>
+          <w:rFonts w:ascii="맑은 고딕" w:hAnsi="맑은 고딕" w:eastAsia="맑은 고딕"/>
+          <w:b w:val="0"/>
+          <w:i w:val="0"/>
+          <w:sz w:val="18"/>
+          <w:u w:val="none"/>
+        </w:rPr>
+        <w:t xml:space="preserve">ⓑ One day, she put </w:t>
+      </w:r>
+      <w:r>
+        <w:rPr>
+          <w:rFonts w:ascii="맑은 고딕" w:hAnsi="맑은 고딕" w:eastAsia="맑은 고딕"/>
+          <w:b w:val="0"/>
+          <w:i w:val="0"/>
+          <w:sz w:val="18"/>
+          <w:u w:val="single"/>
+        </w:rPr>
+        <w:t>empty</w:t>
+      </w:r>
+      <w:r>
+        <w:rPr>
+          <w:rFonts w:ascii="맑은 고딕" w:hAnsi="맑은 고딕" w:eastAsia="맑은 고딕"/>
+          <w:b w:val="0"/>
+          <w:i w:val="0"/>
+          <w:sz w:val="18"/>
+          <w:u w:val="none"/>
+        </w:rPr>
+        <w:t xml:space="preserve"> bottles into a recycling machine and got some points.</w:t>
+      </w:r>
+      <w:r>
+        <w:br/>
+      </w:r>
+      <w:r>
+        <w:rPr>
+          <w:rFonts w:ascii="맑은 고딕" w:hAnsi="맑은 고딕" w:eastAsia="맑은 고딕"/>
+          <w:b w:val="0"/>
+          <w:i w:val="0"/>
+          <w:sz w:val="18"/>
+          <w:u w:val="none"/>
+        </w:rPr>
+        <w:t xml:space="preserve">ⓒ Please </w:t>
+      </w:r>
+      <w:r>
+        <w:rPr>
+          <w:rFonts w:ascii="맑은 고딕" w:hAnsi="맑은 고딕" w:eastAsia="맑은 고딕"/>
+          <w:b w:val="0"/>
+          <w:i w:val="0"/>
+          <w:sz w:val="18"/>
+          <w:u w:val="single"/>
+        </w:rPr>
+        <w:t>empty</w:t>
+      </w:r>
+      <w:r>
+        <w:rPr>
+          <w:rFonts w:ascii="맑은 고딕" w:hAnsi="맑은 고딕" w:eastAsia="맑은 고딕"/>
+          <w:b w:val="0"/>
+          <w:i w:val="0"/>
+          <w:sz w:val="18"/>
+          <w:u w:val="none"/>
+        </w:rPr>
+        <w:t xml:space="preserve"> the bottle and rinse it before recycling.</w:t>
+      </w:r>
+      <w:r>
+        <w:br/>
+      </w:r>
+      <w:r>
+        <w:rPr>
+          <w:rFonts w:ascii="맑은 고딕" w:hAnsi="맑은 고딕" w:eastAsia="맑은 고딕"/>
+          <w:b w:val="0"/>
+          <w:i w:val="0"/>
+          <w:sz w:val="18"/>
+          <w:u w:val="none"/>
+        </w:rPr>
+        <w:t xml:space="preserve">ⓓ The machine gives you a coupon in return for each </w:t>
+      </w:r>
+      <w:r>
+        <w:rPr>
+          <w:rFonts w:ascii="맑은 고딕" w:hAnsi="맑은 고딕" w:eastAsia="맑은 고딕"/>
+          <w:b w:val="0"/>
+          <w:i w:val="0"/>
+          <w:sz w:val="18"/>
+          <w:u w:val="single"/>
+        </w:rPr>
+        <w:t>empty</w:t>
+      </w:r>
+      <w:r>
+        <w:rPr>
+          <w:rFonts w:ascii="맑은 고딕" w:hAnsi="맑은 고딕" w:eastAsia="맑은 고딕"/>
+          <w:b w:val="0"/>
+          <w:i w:val="0"/>
+          <w:sz w:val="18"/>
+          <w:u w:val="none"/>
+        </w:rPr>
+        <w:t xml:space="preserve"> can.</w:t>
+      </w:r>
+    </w:p>
+    <w:p>
+      <w:pPr>
+        <w:spacing w:before="0" w:after="20" w:line="259" w:lineRule="auto"/>
+        <w:ind w:left="113"/>
+      </w:pPr>
+      <w:r>
+        <w:rPr>
+          <w:rFonts w:ascii="맑은 고딕" w:hAnsi="맑은 고딕" w:eastAsia="맑은 고딕"/>
+          <w:b w:val="0"/>
+          <w:i w:val="0"/>
+          <w:sz w:val="18"/>
+          <w:u w:val="none"/>
+        </w:rPr>
+        <w:t>① ⓐ, ⓑ</w:t>
+      </w:r>
+      <w:r>
+        <w:rPr>
+          <w:rFonts w:ascii="맑은 고딕" w:hAnsi="맑은 고딕" w:eastAsia="맑은 고딕"/>
+          <w:b w:val="0"/>
+          <w:i w:val="0"/>
+          <w:sz w:val="18"/>
+          <w:u w:val="none"/>
+        </w:rPr>
+        <w:t xml:space="preserve">    </w:t>
+      </w:r>
+      <w:r>
+        <w:rPr>
+          <w:rFonts w:ascii="맑은 고딕" w:hAnsi="맑은 고딕" w:eastAsia="맑은 고딕"/>
+          <w:b w:val="0"/>
+          <w:i w:val="0"/>
+          <w:sz w:val="18"/>
+          <w:u w:val="none"/>
+        </w:rPr>
+        <w:t>② ⓐ, ⓒ</w:t>
+      </w:r>
+      <w:r>
+        <w:rPr>
+          <w:rFonts w:ascii="맑은 고딕" w:hAnsi="맑은 고딕" w:eastAsia="맑은 고딕"/>
+          <w:b w:val="0"/>
+          <w:i w:val="0"/>
+          <w:sz w:val="18"/>
+          <w:u w:val="none"/>
+        </w:rPr>
+        <w:t xml:space="preserve">    </w:t>
+      </w:r>
+      <w:r>
+        <w:rPr>
+          <w:rFonts w:ascii="맑은 고딕" w:hAnsi="맑은 고딕" w:eastAsia="맑은 고딕"/>
+          <w:b w:val="0"/>
+          <w:i w:val="0"/>
+          <w:sz w:val="18"/>
+          <w:u w:val="none"/>
+        </w:rPr>
+        <w:t>③ ⓑ, ⓒ</w:t>
+      </w:r>
+      <w:r>
+        <w:rPr>
+          <w:rFonts w:ascii="맑은 고딕" w:hAnsi="맑은 고딕" w:eastAsia="맑은 고딕"/>
+          <w:b w:val="0"/>
+          <w:i w:val="0"/>
+          <w:sz w:val="18"/>
+          <w:u w:val="none"/>
+        </w:rPr>
+        <w:t xml:space="preserve">    </w:t>
+      </w:r>
+      <w:r>
+        <w:rPr>
+          <w:rFonts w:ascii="맑은 고딕" w:hAnsi="맑은 고딕" w:eastAsia="맑은 고딕"/>
+          <w:b w:val="0"/>
+          <w:i w:val="0"/>
+          <w:sz w:val="18"/>
+          <w:u w:val="none"/>
+        </w:rPr>
+        <w:t>④ ⓑ, ⓓ</w:t>
+      </w:r>
+      <w:r>
+        <w:rPr>
+          <w:rFonts w:ascii="맑은 고딕" w:hAnsi="맑은 고딕" w:eastAsia="맑은 고딕"/>
+          <w:b w:val="0"/>
+          <w:i w:val="0"/>
+          <w:sz w:val="18"/>
+          <w:u w:val="none"/>
+        </w:rPr>
+        <w:t xml:space="preserve">    </w:t>
+      </w:r>
+      <w:r>
+        <w:rPr>
+          <w:rFonts w:ascii="맑은 고딕" w:hAnsi="맑은 고딕" w:eastAsia="맑은 고딕"/>
+          <w:b w:val="0"/>
+          <w:i w:val="0"/>
+          <w:sz w:val="18"/>
+          <w:u w:val="none"/>
+        </w:rPr>
+        <w:t>⑤ ⓒ, ⓓ</w:t>
+      </w:r>
+    </w:p>
+    <w:p>
+      <w:pPr>
+        <w:spacing w:before="0" w:after="40" w:line="259" w:lineRule="auto"/>
+      </w:pPr>
+    </w:p>
+    <w:p>
+      <w:pPr>
+        <w:keepNext/>
+        <w:spacing w:before="0" w:after="20" w:line="259" w:lineRule="auto"/>
+      </w:pPr>
+      <w:r>
+        <w:rPr>
+          <w:rFonts w:ascii="맑은 고딕" w:hAnsi="맑은 고딕" w:eastAsia="맑은 고딕"/>
+          <w:b/>
+          <w:i w:val="0"/>
+          <w:sz w:val="18"/>
+          <w:u w:val="none"/>
+        </w:rPr>
+        <w:t xml:space="preserve">6. </w:t>
+      </w:r>
+      <w:r>
+        <w:rPr>
+          <w:rFonts w:ascii="맑은 고딕" w:hAnsi="맑은 고딕" w:eastAsia="맑은 고딕"/>
+          <w:b w:val="0"/>
+          <w:i w:val="0"/>
+          <w:sz w:val="18"/>
+          <w:u w:val="none"/>
+        </w:rPr>
+        <w:t xml:space="preserve">[2026 중간 #12형] 빈칸 (A)~(C)에 들어갈 말이 바르게 짝지어진 것은? </w:t>
       </w:r>
       <w:r>
         <w:rPr>
@@ -771,14 +1446,11 @@
           <w:sz w:val="18"/>
           <w:u w:val="none"/>
         </w:rPr>
-        <w:t>To make less waste, we should (A)[reduce / produce] single-use plastic. Before recycling, please (B)[empty / fill] the bottle and rinse it. Also, instead of throwing away old clothes, we can (C)[give away / take away] our old clothes to people who need them.</w:t>
-      </w:r>
-    </w:p>
-    <w:p>
-      <w:pPr>
-        <w:spacing w:before="0" w:after="0" w:line="259" w:lineRule="auto"/>
-        <w:ind w:left="113"/>
-      </w:pPr>
+        <w:t>• The puppy (A)________ up my old sweater, so I used it as a cleaning cloth. (tear)</w:t>
+      </w:r>
+      <w:r>
+        <w:br/>
+      </w:r>
       <w:r>
         <w:rPr>
           <w:rFonts w:ascii="맑은 고딕" w:hAnsi="맑은 고딕" w:eastAsia="맑은 고딕"/>
@@ -787,14 +1459,11 @@
           <w:sz w:val="18"/>
           <w:u w:val="none"/>
         </w:rPr>
-        <w:t>① reduce — fill — take away</w:t>
-      </w:r>
-    </w:p>
-    <w:p>
-      <w:pPr>
-        <w:spacing w:before="0" w:after="0" w:line="259" w:lineRule="auto"/>
-        <w:ind w:left="113"/>
-      </w:pPr>
+        <w:t>• Grandma (B)________ a cute bag from old curtains. (sew)</w:t>
+      </w:r>
+      <w:r>
+        <w:br/>
+      </w:r>
       <w:r>
         <w:rPr>
           <w:rFonts w:ascii="맑은 고딕" w:hAnsi="맑은 고딕" w:eastAsia="맑은 고딕"/>
@@ -803,7 +1472,7 @@
           <w:sz w:val="18"/>
           <w:u w:val="none"/>
         </w:rPr>
-        <w:t>② produce — empty — give away</w:t>
+        <w:t>• I sewed up my (C)________ bag and started using it again. (tear)</w:t>
       </w:r>
     </w:p>
     <w:p>
@@ -819,7 +1488,7 @@
           <w:sz w:val="18"/>
           <w:u w:val="none"/>
         </w:rPr>
-        <w:t>③ reduce — empty — give away</w:t>
+        <w:t>① tore — sewed — torn</w:t>
       </w:r>
     </w:p>
     <w:p>
@@ -835,7 +1504,7 @@
           <w:sz w:val="18"/>
           <w:u w:val="none"/>
         </w:rPr>
-        <w:t>④ produce — fill — take away</w:t>
+        <w:t>② teared — sewed — torn</w:t>
       </w:r>
     </w:p>
     <w:p>
@@ -851,7 +1520,39 @@
           <w:sz w:val="18"/>
           <w:u w:val="none"/>
         </w:rPr>
-        <w:t>⑤ reduce — empty — take away</w:t>
+        <w:t>③ tore — sewn — tore</w:t>
+      </w:r>
+    </w:p>
+    <w:p>
+      <w:pPr>
+        <w:spacing w:before="0" w:after="0" w:line="259" w:lineRule="auto"/>
+        <w:ind w:left="113"/>
+      </w:pPr>
+      <w:r>
+        <w:rPr>
+          <w:rFonts w:ascii="맑은 고딕" w:hAnsi="맑은 고딕" w:eastAsia="맑은 고딕"/>
+          <w:b w:val="0"/>
+          <w:i w:val="0"/>
+          <w:sz w:val="18"/>
+          <w:u w:val="none"/>
+        </w:rPr>
+        <w:t>④ torn — sewed — tore</w:t>
+      </w:r>
+    </w:p>
+    <w:p>
+      <w:pPr>
+        <w:spacing w:before="0" w:after="0" w:line="259" w:lineRule="auto"/>
+        <w:ind w:left="113"/>
+      </w:pPr>
+      <w:r>
+        <w:rPr>
+          <w:rFonts w:ascii="맑은 고딕" w:hAnsi="맑은 고딕" w:eastAsia="맑은 고딕"/>
+          <w:b w:val="0"/>
+          <w:i w:val="0"/>
+          <w:sz w:val="18"/>
+          <w:u w:val="none"/>
+        </w:rPr>
+        <w:t>⑤ tore — sewed — tore</w:t>
       </w:r>
     </w:p>
     <w:p>
@@ -877,7 +1578,7 @@
           <w:sz w:val="18"/>
           <w:u w:val="none"/>
         </w:rPr>
-        <w:t>[2025 기말 #18 · 2026 중간 #12형] 다의어</w:t>
+        <w:t>[2025 기말 #15형] 철자 조합</w:t>
       </w:r>
     </w:p>
     <w:p>
@@ -893,7 +1594,7 @@
           <w:sz w:val="18"/>
           <w:u w:val="none"/>
         </w:rPr>
-        <w:t xml:space="preserve">5. </w:t>
+        <w:t xml:space="preserve">7. </w:t>
       </w:r>
       <w:r>
         <w:rPr>
@@ -903,7 +1604,7 @@
           <w:sz w:val="18"/>
           <w:u w:val="none"/>
         </w:rPr>
-        <w:t xml:space="preserve">[2025 기말 #18형] 밑줄 친 mean이 학교 프린트의 mean(v. to have something as a meaning)과 같은 의미로 쓰인 것끼리 짝지어진 것은? </w:t>
+        <w:t xml:space="preserve">[2025 기말 #15형] ⓐ~ⓓ의 영영풀이에 해당하는 단어에서 [ ] 안의 번째 글자를 순서대로 모으면 만들어지는 단어는? </w:t>
       </w:r>
       <w:r>
         <w:rPr>
@@ -929,17 +1630,10 @@
           <w:sz w:val="18"/>
           <w:u w:val="none"/>
         </w:rPr>
-        <w:t xml:space="preserve">ⓐ What does "upcycle" </w:t>
-      </w:r>
-      <w:r>
-        <w:rPr>
-          <w:rFonts w:ascii="맑은 고딕" w:hAnsi="맑은 고딕" w:eastAsia="맑은 고딕"/>
-          <w:b w:val="0"/>
-          <w:i w:val="0"/>
-          <w:sz w:val="18"/>
-          <w:u w:val="single"/>
-        </w:rPr>
-        <w:t>mean</w:t>
+        <w:t>ⓐ n. a piece of equipment that does a particular job [1번째]</w:t>
+      </w:r>
+      <w:r>
+        <w:br/>
       </w:r>
       <w:r>
         <w:rPr>
@@ -949,7 +1643,7 @@
           <w:sz w:val="18"/>
           <w:u w:val="none"/>
         </w:rPr>
-        <w:t>?</w:t>
+        <w:t>ⓑ v. to take everything out of something [1번째]</w:t>
       </w:r>
       <w:r>
         <w:br/>
@@ -962,17 +1656,10 @@
           <w:sz w:val="18"/>
           <w:u w:val="none"/>
         </w:rPr>
-        <w:t xml:space="preserve">ⓑ Don't be </w:t>
-      </w:r>
-      <w:r>
-        <w:rPr>
-          <w:rFonts w:ascii="맑은 고딕" w:hAnsi="맑은 고딕" w:eastAsia="맑은 고딕"/>
-          <w:b w:val="0"/>
-          <w:i w:val="0"/>
-          <w:sz w:val="18"/>
-          <w:u w:val="single"/>
-        </w:rPr>
-        <w:t>mean</w:t>
+        <w:t>ⓒ n. a piece of paper or cloth on an item that gives information about it [2번째]</w:t>
+      </w:r>
+      <w:r>
+        <w:br/>
       </w:r>
       <w:r>
         <w:rPr>
@@ -982,11 +1669,14 @@
           <w:sz w:val="18"/>
           <w:u w:val="none"/>
         </w:rPr>
-        <w:t xml:space="preserve"> to your little brother.</w:t>
-      </w:r>
-      <w:r>
-        <w:br/>
-      </w:r>
+        <w:t>ⓓ one person or thing following another in order [2번째]</w:t>
+      </w:r>
+    </w:p>
+    <w:p>
+      <w:pPr>
+        <w:spacing w:before="0" w:after="20" w:line="259" w:lineRule="auto"/>
+        <w:ind w:left="113"/>
+      </w:pPr>
       <w:r>
         <w:rPr>
           <w:rFonts w:ascii="맑은 고딕" w:hAnsi="맑은 고딕" w:eastAsia="맑은 고딕"/>
@@ -995,109 +1685,7 @@
           <w:sz w:val="18"/>
           <w:u w:val="none"/>
         </w:rPr>
-        <w:t xml:space="preserve">ⓒ I didn't </w:t>
-      </w:r>
-      <w:r>
-        <w:rPr>
-          <w:rFonts w:ascii="맑은 고딕" w:hAnsi="맑은 고딕" w:eastAsia="맑은 고딕"/>
-          <w:b w:val="0"/>
-          <w:i w:val="0"/>
-          <w:sz w:val="18"/>
-          <w:u w:val="single"/>
-        </w:rPr>
-        <w:t>mean</w:t>
-      </w:r>
-      <w:r>
-        <w:rPr>
-          <w:rFonts w:ascii="맑은 고딕" w:hAnsi="맑은 고딕" w:eastAsia="맑은 고딕"/>
-          <w:b w:val="0"/>
-          <w:i w:val="0"/>
-          <w:sz w:val="18"/>
-          <w:u w:val="none"/>
-        </w:rPr>
-        <w:t xml:space="preserve"> to hurt you.</w:t>
-      </w:r>
-      <w:r>
-        <w:br/>
-      </w:r>
-      <w:r>
-        <w:rPr>
-          <w:rFonts w:ascii="맑은 고딕" w:hAnsi="맑은 고딕" w:eastAsia="맑은 고딕"/>
-          <w:b w:val="0"/>
-          <w:i w:val="0"/>
-          <w:sz w:val="18"/>
-          <w:u w:val="none"/>
-        </w:rPr>
-        <w:t xml:space="preserve">ⓓ What do these road signs </w:t>
-      </w:r>
-      <w:r>
-        <w:rPr>
-          <w:rFonts w:ascii="맑은 고딕" w:hAnsi="맑은 고딕" w:eastAsia="맑은 고딕"/>
-          <w:b w:val="0"/>
-          <w:i w:val="0"/>
-          <w:sz w:val="18"/>
-          <w:u w:val="single"/>
-        </w:rPr>
-        <w:t>mean</w:t>
-      </w:r>
-      <w:r>
-        <w:rPr>
-          <w:rFonts w:ascii="맑은 고딕" w:hAnsi="맑은 고딕" w:eastAsia="맑은 고딕"/>
-          <w:b w:val="0"/>
-          <w:i w:val="0"/>
-          <w:sz w:val="18"/>
-          <w:u w:val="none"/>
-        </w:rPr>
-        <w:t>?</w:t>
-      </w:r>
-      <w:r>
-        <w:br/>
-      </w:r>
-      <w:r>
-        <w:rPr>
-          <w:rFonts w:ascii="맑은 고딕" w:hAnsi="맑은 고딕" w:eastAsia="맑은 고딕"/>
-          <w:b w:val="0"/>
-          <w:i w:val="0"/>
-          <w:sz w:val="18"/>
-          <w:u w:val="none"/>
-        </w:rPr>
-        <w:t xml:space="preserve">ⓔ He was </w:t>
-      </w:r>
-      <w:r>
-        <w:rPr>
-          <w:rFonts w:ascii="맑은 고딕" w:hAnsi="맑은 고딕" w:eastAsia="맑은 고딕"/>
-          <w:b w:val="0"/>
-          <w:i w:val="0"/>
-          <w:sz w:val="18"/>
-          <w:u w:val="single"/>
-        </w:rPr>
-        <w:t>mean</w:t>
-      </w:r>
-      <w:r>
-        <w:rPr>
-          <w:rFonts w:ascii="맑은 고딕" w:hAnsi="맑은 고딕" w:eastAsia="맑은 고딕"/>
-          <w:b w:val="0"/>
-          <w:i w:val="0"/>
-          <w:sz w:val="18"/>
-          <w:u w:val="none"/>
-        </w:rPr>
-        <w:t xml:space="preserve"> to the new student.</w:t>
-      </w:r>
-    </w:p>
-    <w:p>
-      <w:pPr>
-        <w:spacing w:before="0" w:after="20" w:line="259" w:lineRule="auto"/>
-        <w:ind w:left="113"/>
-      </w:pPr>
-      <w:r>
-        <w:rPr>
-          <w:rFonts w:ascii="맑은 고딕" w:hAnsi="맑은 고딕" w:eastAsia="맑은 고딕"/>
-          <w:b w:val="0"/>
-          <w:i w:val="0"/>
-          <w:sz w:val="18"/>
-          <w:u w:val="none"/>
-        </w:rPr>
-        <w:t>① ⓐ, ⓑ</w:t>
+        <w:t>① meat</w:t>
       </w:r>
       <w:r>
         <w:rPr>
@@ -1117,7 +1705,7 @@
           <w:sz w:val="18"/>
           <w:u w:val="none"/>
         </w:rPr>
-        <w:t>② ⓐ, ⓓ</w:t>
+        <w:t>② label</w:t>
       </w:r>
       <w:r>
         <w:rPr>
@@ -1137,7 +1725,7 @@
           <w:sz w:val="18"/>
           <w:u w:val="none"/>
         </w:rPr>
-        <w:t>③ ⓑ, ⓔ</w:t>
+        <w:t>③ plant</w:t>
       </w:r>
       <w:r>
         <w:rPr>
@@ -1157,7 +1745,7 @@
           <w:sz w:val="18"/>
           <w:u w:val="none"/>
         </w:rPr>
-        <w:t>④ ⓒ, ⓓ</w:t>
+        <w:t>④ mean</w:t>
       </w:r>
       <w:r>
         <w:rPr>
@@ -1177,7 +1765,7 @@
           <w:sz w:val="18"/>
           <w:u w:val="none"/>
         </w:rPr>
-        <w:t>⑤ ⓒ, ⓔ</w:t>
+        <w:t>⑤ machine</w:t>
       </w:r>
     </w:p>
     <w:p>
@@ -1198,7 +1786,40 @@
           <w:sz w:val="18"/>
           <w:u w:val="none"/>
         </w:rPr>
-        <w:t xml:space="preserve">6. </w:t>
+        <w:t>[2026 중간 #10 · #11 · #6형] 지문 · 빈칸 · 전치사</w:t>
+      </w:r>
+    </w:p>
+    <w:p>
+      <w:pPr>
+        <w:keepNext/>
+        <w:spacing w:before="0" w:after="20" w:line="259" w:lineRule="auto"/>
+        <w:ind w:left="0"/>
+      </w:pPr>
+      <w:r>
+        <w:rPr>
+          <w:rFonts w:ascii="맑은 고딕" w:hAnsi="맑은 고딕" w:eastAsia="맑은 고딕"/>
+          <w:b/>
+          <w:i w:val="0"/>
+          <w:sz w:val="18"/>
+          <w:u w:val="none"/>
+        </w:rPr>
+        <w:t>[8] 다음 글을 읽고 물음에 답하시오.</w:t>
+      </w:r>
+    </w:p>
+    <w:p>
+      <w:pPr>
+        <w:spacing w:before="0" w:after="0" w:line="259" w:lineRule="auto"/>
+        <w:ind w:left="0"/>
+      </w:pPr>
+      <w:r>
+        <w:rPr>
+          <w:rFonts w:ascii="맑은 고딕" w:hAnsi="맑은 고딕" w:eastAsia="맑은 고딕"/>
+          <w:b/>
+          <w:i w:val="0"/>
+          <w:sz w:val="18"/>
+          <w:u w:val="none"/>
+        </w:rPr>
+        <w:t>Emma:</w:t>
       </w:r>
       <w:r>
         <w:rPr>
@@ -1208,7 +1829,61 @@
           <w:sz w:val="18"/>
           <w:u w:val="none"/>
         </w:rPr>
-        <w:t xml:space="preserve">[2026 중간 #12형] 밑줄 친 단어가 학교 프린트 Word List의 뜻과 </w:t>
+        <w:t xml:space="preserve"> I often use food delivery services. They produce too much plastic waste so I feel bad for the Earth. Today I walked to my favorite restaurant with a reusable container and picked up the food. I heard that plastic never goes away completely. I didn't use any single-use plastic today. I felt good!</w:t>
+      </w:r>
+      <w:r>
+        <w:br/>
+      </w:r>
+      <w:r>
+        <w:rPr>
+          <w:rFonts w:ascii="맑은 고딕" w:hAnsi="맑은 고딕" w:eastAsia="맑은 고딕"/>
+          <w:b/>
+          <w:i w:val="0"/>
+          <w:sz w:val="18"/>
+          <w:u w:val="none"/>
+        </w:rPr>
+        <w:t>Minsu:</w:t>
+      </w:r>
+      <w:r>
+        <w:rPr>
+          <w:rFonts w:ascii="맑은 고딕" w:hAnsi="맑은 고딕" w:eastAsia="맑은 고딕"/>
+          <w:b w:val="0"/>
+          <w:i w:val="0"/>
+          <w:sz w:val="18"/>
+          <w:u w:val="none"/>
+        </w:rPr>
+        <w:t xml:space="preserve"> Yesterday, I took some plastic and glass bottles to a recycling machine near my house. I put them into the machine one by one, and I got some points in return.</w:t>
+      </w:r>
+    </w:p>
+    <w:p>
+      <w:pPr>
+        <w:spacing w:before="0" w:after="0" w:line="259" w:lineRule="auto"/>
+      </w:pPr>
+    </w:p>
+    <w:p>
+      <w:pPr>
+        <w:keepNext/>
+        <w:spacing w:before="0" w:after="20" w:line="259" w:lineRule="auto"/>
+      </w:pPr>
+      <w:r>
+        <w:rPr>
+          <w:rFonts w:ascii="맑은 고딕" w:hAnsi="맑은 고딕" w:eastAsia="맑은 고딕"/>
+          <w:b/>
+          <w:i w:val="0"/>
+          <w:sz w:val="18"/>
+          <w:u w:val="none"/>
+        </w:rPr>
+        <w:t xml:space="preserve">8. </w:t>
+      </w:r>
+      <w:r>
+        <w:rPr>
+          <w:rFonts w:ascii="맑은 고딕" w:hAnsi="맑은 고딕" w:eastAsia="맑은 고딕"/>
+          <w:b w:val="0"/>
+          <w:i w:val="0"/>
+          <w:sz w:val="18"/>
+          <w:u w:val="none"/>
+        </w:rPr>
+        <w:t xml:space="preserve">[2026 중간 #10형] 윗글에서 찾을 수 </w:t>
       </w:r>
       <w:r>
         <w:rPr>
@@ -1218,7 +1893,7 @@
           <w:sz w:val="18"/>
           <w:u w:val="single"/>
         </w:rPr>
-        <w:t>다르게</w:t>
+        <w:t>없는</w:t>
       </w:r>
       <w:r>
         <w:rPr>
@@ -1228,7 +1903,7 @@
           <w:sz w:val="18"/>
           <w:u w:val="none"/>
         </w:rPr>
-        <w:t xml:space="preserve"> 쓰인 것은? </w:t>
+        <w:t xml:space="preserve"> 단어의 영영풀이는? </w:t>
       </w:r>
       <w:r>
         <w:rPr>
@@ -1238,7 +1913,7 @@
           <w:sz w:val="18"/>
           <w:u w:val="none"/>
         </w:rPr>
-        <w:t>(3점)</w:t>
+        <w:t>(4점)</w:t>
       </w:r>
     </w:p>
     <w:p>
@@ -1254,18 +1929,14 @@
           <w:sz w:val="18"/>
           <w:u w:val="none"/>
         </w:rPr>
-        <w:t xml:space="preserve">① Indoor </w:t>
-      </w:r>
-      <w:r>
-        <w:rPr>
-          <w:rFonts w:ascii="맑은 고딕" w:hAnsi="맑은 고딕" w:eastAsia="맑은 고딕"/>
-          <w:b w:val="0"/>
-          <w:i w:val="0"/>
-          <w:sz w:val="18"/>
-          <w:u w:val="single"/>
-        </w:rPr>
-        <w:t>plants</w:t>
-      </w:r>
+        <w:t>① n. the act of taking something to a person or place</w:t>
+      </w:r>
+    </w:p>
+    <w:p>
+      <w:pPr>
+        <w:spacing w:before="0" w:after="0" w:line="259" w:lineRule="auto"/>
+        <w:ind w:left="113"/>
+      </w:pPr>
       <w:r>
         <w:rPr>
           <w:rFonts w:ascii="맑은 고딕" w:hAnsi="맑은 고딕" w:eastAsia="맑은 고딕"/>
@@ -1274,7 +1945,7 @@
           <w:sz w:val="18"/>
           <w:u w:val="none"/>
         </w:rPr>
-        <w:t xml:space="preserve"> help clean the air in your room.</w:t>
+        <w:t>② n. an object for holding things, such as a can, box, or bottle</w:t>
       </w:r>
     </w:p>
     <w:p>
@@ -1290,18 +1961,14 @@
           <w:sz w:val="18"/>
           <w:u w:val="none"/>
         </w:rPr>
-        <w:t xml:space="preserve">② Every year, tons of food </w:t>
-      </w:r>
-      <w:r>
-        <w:rPr>
-          <w:rFonts w:ascii="맑은 고딕" w:hAnsi="맑은 고딕" w:eastAsia="맑은 고딕"/>
-          <w:b w:val="0"/>
-          <w:i w:val="0"/>
-          <w:sz w:val="18"/>
-          <w:u w:val="single"/>
-        </w:rPr>
-        <w:t>waste</w:t>
-      </w:r>
+        <w:t>③ a. made to be used only once</w:t>
+      </w:r>
+    </w:p>
+    <w:p>
+      <w:pPr>
+        <w:spacing w:before="0" w:after="0" w:line="259" w:lineRule="auto"/>
+        <w:ind w:left="113"/>
+      </w:pPr>
       <w:r>
         <w:rPr>
           <w:rFonts w:ascii="맑은 고딕" w:hAnsi="맑은 고딕" w:eastAsia="맑은 고딕"/>
@@ -1310,7 +1977,7 @@
           <w:sz w:val="18"/>
           <w:u w:val="none"/>
         </w:rPr>
-        <w:t xml:space="preserve"> end up in landfills.</w:t>
+        <w:t>④ one person or thing following another in order</w:t>
       </w:r>
     </w:p>
     <w:p>
@@ -1326,99 +1993,7 @@
           <w:sz w:val="18"/>
           <w:u w:val="none"/>
         </w:rPr>
-        <w:t xml:space="preserve">③ Please </w:t>
-      </w:r>
-      <w:r>
-        <w:rPr>
-          <w:rFonts w:ascii="맑은 고딕" w:hAnsi="맑은 고딕" w:eastAsia="맑은 고딕"/>
-          <w:b w:val="0"/>
-          <w:i w:val="0"/>
-          <w:sz w:val="18"/>
-          <w:u w:val="single"/>
-        </w:rPr>
-        <w:t>empty</w:t>
-      </w:r>
-      <w:r>
-        <w:rPr>
-          <w:rFonts w:ascii="맑은 고딕" w:hAnsi="맑은 고딕" w:eastAsia="맑은 고딕"/>
-          <w:b w:val="0"/>
-          <w:i w:val="0"/>
-          <w:sz w:val="18"/>
-          <w:u w:val="none"/>
-        </w:rPr>
-        <w:t xml:space="preserve"> the bottle before recycling.</w:t>
-      </w:r>
-    </w:p>
-    <w:p>
-      <w:pPr>
-        <w:spacing w:before="0" w:after="0" w:line="259" w:lineRule="auto"/>
-        <w:ind w:left="113"/>
-      </w:pPr>
-      <w:r>
-        <w:rPr>
-          <w:rFonts w:ascii="맑은 고딕" w:hAnsi="맑은 고딕" w:eastAsia="맑은 고딕"/>
-          <w:b w:val="0"/>
-          <w:i w:val="0"/>
-          <w:sz w:val="18"/>
-          <w:u w:val="none"/>
-        </w:rPr>
-        <w:t xml:space="preserve">④ The kitten </w:t>
-      </w:r>
-      <w:r>
-        <w:rPr>
-          <w:rFonts w:ascii="맑은 고딕" w:hAnsi="맑은 고딕" w:eastAsia="맑은 고딕"/>
-          <w:b w:val="0"/>
-          <w:i w:val="0"/>
-          <w:sz w:val="18"/>
-          <w:u w:val="single"/>
-        </w:rPr>
-        <w:t>tore</w:t>
-      </w:r>
-      <w:r>
-        <w:rPr>
-          <w:rFonts w:ascii="맑은 고딕" w:hAnsi="맑은 고딕" w:eastAsia="맑은 고딕"/>
-          <w:b w:val="0"/>
-          <w:i w:val="0"/>
-          <w:sz w:val="18"/>
-          <w:u w:val="none"/>
-        </w:rPr>
-        <w:t xml:space="preserve"> my old sweater.</w:t>
-      </w:r>
-    </w:p>
-    <w:p>
-      <w:pPr>
-        <w:spacing w:before="0" w:after="0" w:line="259" w:lineRule="auto"/>
-        <w:ind w:left="113"/>
-      </w:pPr>
-      <w:r>
-        <w:rPr>
-          <w:rFonts w:ascii="맑은 고딕" w:hAnsi="맑은 고딕" w:eastAsia="맑은 고딕"/>
-          <w:b w:val="0"/>
-          <w:i w:val="0"/>
-          <w:sz w:val="18"/>
-          <w:u w:val="none"/>
-        </w:rPr>
-        <w:t xml:space="preserve">⑤ </w:t>
-      </w:r>
-      <w:r>
-        <w:rPr>
-          <w:rFonts w:ascii="맑은 고딕" w:hAnsi="맑은 고딕" w:eastAsia="맑은 고딕"/>
-          <w:b w:val="0"/>
-          <w:i w:val="0"/>
-          <w:sz w:val="18"/>
-          <w:u w:val="single"/>
-        </w:rPr>
-        <w:t>Tears</w:t>
-      </w:r>
-      <w:r>
-        <w:rPr>
-          <w:rFonts w:ascii="맑은 고딕" w:hAnsi="맑은 고딕" w:eastAsia="맑은 고딕"/>
-          <w:b w:val="0"/>
-          <w:i w:val="0"/>
-          <w:sz w:val="18"/>
-          <w:u w:val="none"/>
-        </w:rPr>
-        <w:t xml:space="preserve"> ran down her face when she heard the news.</w:t>
+        <w:t>⑤ n. a piece of paper or cloth on an item that gives information about it</w:t>
       </w:r>
     </w:p>
     <w:p>
@@ -1444,23 +2019,7 @@
           <w:sz w:val="18"/>
           <w:u w:val="none"/>
         </w:rPr>
-        <w:t>[2025 기말 #15형] 철자 조합</w:t>
-      </w:r>
-    </w:p>
-    <w:p>
-      <w:pPr>
-        <w:keepNext/>
-        <w:spacing w:before="0" w:after="20" w:line="259" w:lineRule="auto"/>
-      </w:pPr>
-      <w:r>
-        <w:rPr>
-          <w:rFonts w:ascii="맑은 고딕" w:hAnsi="맑은 고딕" w:eastAsia="맑은 고딕"/>
-          <w:b/>
-          <w:i w:val="0"/>
-          <w:sz w:val="18"/>
-          <w:u w:val="none"/>
-        </w:rPr>
-        <w:t xml:space="preserve">7. </w:t>
+        <w:t xml:space="preserve">9. </w:t>
       </w:r>
       <w:r>
         <w:rPr>
@@ -1470,7 +2029,17 @@
           <w:sz w:val="18"/>
           <w:u w:val="none"/>
         </w:rPr>
-        <w:t xml:space="preserve">[2025 기말 #15형] ⓐ~ⓔ의 영영풀이에 해당하는 단어에서 [ ] 안의 번째 글자를 순서대로 모으면 만들어지는 단어는? </w:t>
+        <w:t xml:space="preserve">[2026 중간 #11형] 빈칸 (A)~(D)에 들어갈 수 </w:t>
+      </w:r>
+      <w:r>
+        <w:rPr>
+          <w:rFonts w:ascii="맑은 고딕" w:hAnsi="맑은 고딕" w:eastAsia="맑은 고딕"/>
+          <w:b w:val="0"/>
+          <w:i w:val="0"/>
+          <w:sz w:val="18"/>
+          <w:u w:val="single"/>
+        </w:rPr>
+        <w:t>없는</w:t>
       </w:r>
       <w:r>
         <w:rPr>
@@ -1480,14 +2049,8 @@
           <w:sz w:val="18"/>
           <w:u w:val="none"/>
         </w:rPr>
-        <w:t>(4점)</w:t>
-      </w:r>
-    </w:p>
-    <w:p>
-      <w:pPr>
-        <w:spacing w:before="0" w:after="20" w:line="259" w:lineRule="auto"/>
-        <w:ind w:left="57"/>
-      </w:pPr>
+        <w:t xml:space="preserve"> 것은? </w:t>
+      </w:r>
       <w:r>
         <w:rPr>
           <w:rFonts w:ascii="맑은 고딕" w:hAnsi="맑은 고딕" w:eastAsia="맑은 고딕"/>
@@ -1496,11 +2059,14 @@
           <w:sz w:val="18"/>
           <w:u w:val="none"/>
         </w:rPr>
-        <w:t>ⓐ v. to make or grow something [1번째]</w:t>
-      </w:r>
-      <w:r>
-        <w:br/>
-      </w:r>
+        <w:t>(3점)</w:t>
+      </w:r>
+    </w:p>
+    <w:p>
+      <w:pPr>
+        <w:spacing w:before="0" w:after="20" w:line="259" w:lineRule="auto"/>
+        <w:ind w:left="57"/>
+      </w:pPr>
       <w:r>
         <w:rPr>
           <w:rFonts w:ascii="맑은 고딕" w:hAnsi="맑은 고딕" w:eastAsia="맑은 고딕"/>
@@ -1509,7 +2075,7 @@
           <w:sz w:val="18"/>
           <w:u w:val="none"/>
         </w:rPr>
-        <w:t>ⓑ n. a piece of paper or cloth on an item that gives information about it [1번째]</w:t>
+        <w:t>• We cleaned the beach, and the town gave us ice cream (A)________.</w:t>
       </w:r>
       <w:r>
         <w:br/>
@@ -1522,7 +2088,7 @@
           <w:sz w:val="18"/>
           <w:u w:val="none"/>
         </w:rPr>
-        <w:t>ⓒ n. an object for holding things, such as a can, box, or bottle [5번째]</w:t>
+        <w:t>• I (B)________ my old comic books to the school library.</w:t>
       </w:r>
       <w:r>
         <w:br/>
@@ -1535,7 +2101,7 @@
           <w:sz w:val="18"/>
           <w:u w:val="none"/>
         </w:rPr>
-        <w:t>ⓓ n. the natural world, including water, air, land, and plants [2번째]</w:t>
+        <w:t>• Remove the tape from a (C)________ box before you recycle it.</w:t>
       </w:r>
       <w:r>
         <w:br/>
@@ -1548,7 +2114,7 @@
           <w:sz w:val="18"/>
           <w:u w:val="none"/>
         </w:rPr>
-        <w:t>ⓔ v. to pull paper, cloth, or another material into two pieces [1번째]</w:t>
+        <w:t>• The festival lends reusable cups instead of (D)________ ones.</w:t>
       </w:r>
     </w:p>
     <w:p>
@@ -1564,7 +2130,7 @@
           <w:sz w:val="18"/>
           <w:u w:val="none"/>
         </w:rPr>
-        <w:t>① plant</w:t>
+        <w:t>① in return</w:t>
       </w:r>
       <w:r>
         <w:rPr>
@@ -1584,7 +2150,7 @@
           <w:sz w:val="18"/>
           <w:u w:val="none"/>
         </w:rPr>
-        <w:t>② plate</w:t>
+        <w:t>② one by one</w:t>
       </w:r>
       <w:r>
         <w:rPr>
@@ -1604,7 +2170,7 @@
           <w:sz w:val="18"/>
           <w:u w:val="none"/>
         </w:rPr>
-        <w:t>③ place</w:t>
+        <w:t>③ gave away</w:t>
       </w:r>
       <w:r>
         <w:rPr>
@@ -1624,7 +2190,7 @@
           <w:sz w:val="18"/>
           <w:u w:val="none"/>
         </w:rPr>
-        <w:t>④ plane</w:t>
+        <w:t>④ delivery</w:t>
       </w:r>
       <w:r>
         <w:rPr>
@@ -1644,7 +2210,7 @@
           <w:sz w:val="18"/>
           <w:u w:val="none"/>
         </w:rPr>
-        <w:t>⑤ paint</w:t>
+        <w:t>⑤ single-use</w:t>
       </w:r>
     </w:p>
     <w:p>
@@ -1665,8 +2231,265 @@
           <w:sz w:val="18"/>
           <w:u w:val="none"/>
         </w:rPr>
-        <w:t>[2026 중간 #10 · #11 · #6형] 지문·대화·전치사</w:t>
-      </w:r>
+        <w:t xml:space="preserve">10. </w:t>
+      </w:r>
+      <w:r>
+        <w:rPr>
+          <w:rFonts w:ascii="맑은 고딕" w:hAnsi="맑은 고딕" w:eastAsia="맑은 고딕"/>
+          <w:b w:val="0"/>
+          <w:i w:val="0"/>
+          <w:sz w:val="18"/>
+          <w:u w:val="none"/>
+        </w:rPr>
+        <w:t xml:space="preserve">[2024 기말 #1형] 다음 글의 밑줄 친 (a)~(e) 중 문맥상 낱말의 쓰임이 적절하지 </w:t>
+      </w:r>
+      <w:r>
+        <w:rPr>
+          <w:rFonts w:ascii="맑은 고딕" w:hAnsi="맑은 고딕" w:eastAsia="맑은 고딕"/>
+          <w:b w:val="0"/>
+          <w:i w:val="0"/>
+          <w:sz w:val="18"/>
+          <w:u w:val="single"/>
+        </w:rPr>
+        <w:t>않은</w:t>
+      </w:r>
+      <w:r>
+        <w:rPr>
+          <w:rFonts w:ascii="맑은 고딕" w:hAnsi="맑은 고딕" w:eastAsia="맑은 고딕"/>
+          <w:b w:val="0"/>
+          <w:i w:val="0"/>
+          <w:sz w:val="18"/>
+          <w:u w:val="none"/>
+        </w:rPr>
+        <w:t xml:space="preserve"> 것은? </w:t>
+      </w:r>
+      <w:r>
+        <w:rPr>
+          <w:rFonts w:ascii="맑은 고딕" w:hAnsi="맑은 고딕" w:eastAsia="맑은 고딕"/>
+          <w:b w:val="0"/>
+          <w:i w:val="0"/>
+          <w:sz w:val="18"/>
+          <w:u w:val="none"/>
+        </w:rPr>
+        <w:t>(3점)</w:t>
+      </w:r>
+    </w:p>
+    <w:p>
+      <w:pPr>
+        <w:spacing w:before="0" w:after="20" w:line="259" w:lineRule="auto"/>
+        <w:ind w:left="57"/>
+      </w:pPr>
+      <w:r>
+        <w:rPr>
+          <w:rFonts w:ascii="맑은 고딕" w:hAnsi="맑은 고딕" w:eastAsia="맑은 고딕"/>
+          <w:b w:val="0"/>
+          <w:i w:val="0"/>
+          <w:sz w:val="18"/>
+          <w:u w:val="none"/>
+        </w:rPr>
+        <w:t>Minji joined a zero-waste (a)</w:t>
+      </w:r>
+      <w:r>
+        <w:rPr>
+          <w:rFonts w:ascii="맑은 고딕" w:hAnsi="맑은 고딕" w:eastAsia="맑은 고딕"/>
+          <w:b w:val="0"/>
+          <w:i w:val="0"/>
+          <w:sz w:val="18"/>
+          <w:u w:val="single"/>
+        </w:rPr>
+        <w:t>challenge</w:t>
+      </w:r>
+      <w:r>
+        <w:rPr>
+          <w:rFonts w:ascii="맑은 고딕" w:hAnsi="맑은 고딕" w:eastAsia="맑은 고딕"/>
+          <w:b w:val="0"/>
+          <w:i w:val="0"/>
+          <w:sz w:val="18"/>
+          <w:u w:val="none"/>
+        </w:rPr>
+        <w:t xml:space="preserve"> last month. She wanted to protect the (b)</w:t>
+      </w:r>
+      <w:r>
+        <w:rPr>
+          <w:rFonts w:ascii="맑은 고딕" w:hAnsi="맑은 고딕" w:eastAsia="맑은 고딕"/>
+          <w:b w:val="0"/>
+          <w:i w:val="0"/>
+          <w:sz w:val="18"/>
+          <w:u w:val="single"/>
+        </w:rPr>
+        <w:t>environment</w:t>
+      </w:r>
+      <w:r>
+        <w:rPr>
+          <w:rFonts w:ascii="맑은 고딕" w:hAnsi="맑은 고딕" w:eastAsia="맑은 고딕"/>
+          <w:b w:val="0"/>
+          <w:i w:val="0"/>
+          <w:sz w:val="18"/>
+          <w:u w:val="none"/>
+        </w:rPr>
+        <w:t>, so she decided to make (c)</w:t>
+      </w:r>
+      <w:r>
+        <w:rPr>
+          <w:rFonts w:ascii="맑은 고딕" w:hAnsi="맑은 고딕" w:eastAsia="맑은 고딕"/>
+          <w:b w:val="0"/>
+          <w:i w:val="0"/>
+          <w:sz w:val="18"/>
+          <w:u w:val="single"/>
+        </w:rPr>
+        <w:t>more</w:t>
+      </w:r>
+      <w:r>
+        <w:rPr>
+          <w:rFonts w:ascii="맑은 고딕" w:hAnsi="맑은 고딕" w:eastAsia="맑은 고딕"/>
+          <w:b w:val="0"/>
+          <w:i w:val="0"/>
+          <w:sz w:val="18"/>
+          <w:u w:val="none"/>
+        </w:rPr>
+        <w:t xml:space="preserve"> waste. First, she brought her own cup to school every day. Second, she washed her plastic bags and tried to (d)</w:t>
+      </w:r>
+      <w:r>
+        <w:rPr>
+          <w:rFonts w:ascii="맑은 고딕" w:hAnsi="맑은 고딕" w:eastAsia="맑은 고딕"/>
+          <w:b w:val="0"/>
+          <w:i w:val="0"/>
+          <w:sz w:val="18"/>
+          <w:u w:val="single"/>
+        </w:rPr>
+        <w:t>reuse</w:t>
+      </w:r>
+      <w:r>
+        <w:rPr>
+          <w:rFonts w:ascii="맑은 고딕" w:hAnsi="맑은 고딕" w:eastAsia="맑은 고딕"/>
+          <w:b w:val="0"/>
+          <w:i w:val="0"/>
+          <w:sz w:val="18"/>
+          <w:u w:val="none"/>
+        </w:rPr>
+        <w:t xml:space="preserve"> them. … Then she asked her friends to do her a (e)</w:t>
+      </w:r>
+      <w:r>
+        <w:rPr>
+          <w:rFonts w:ascii="맑은 고딕" w:hAnsi="맑은 고딕" w:eastAsia="맑은 고딕"/>
+          <w:b w:val="0"/>
+          <w:i w:val="0"/>
+          <w:sz w:val="18"/>
+          <w:u w:val="single"/>
+        </w:rPr>
+        <w:t>favor</w:t>
+      </w:r>
+      <w:r>
+        <w:rPr>
+          <w:rFonts w:ascii="맑은 고딕" w:hAnsi="맑은 고딕" w:eastAsia="맑은 고딕"/>
+          <w:b w:val="0"/>
+          <w:i w:val="0"/>
+          <w:sz w:val="18"/>
+          <w:u w:val="none"/>
+        </w:rPr>
+        <w:t xml:space="preserve"> and join her.</w:t>
+      </w:r>
+    </w:p>
+    <w:p>
+      <w:pPr>
+        <w:spacing w:before="0" w:after="20" w:line="259" w:lineRule="auto"/>
+        <w:ind w:left="113"/>
+      </w:pPr>
+      <w:r>
+        <w:rPr>
+          <w:rFonts w:ascii="맑은 고딕" w:hAnsi="맑은 고딕" w:eastAsia="맑은 고딕"/>
+          <w:b w:val="0"/>
+          <w:i w:val="0"/>
+          <w:sz w:val="18"/>
+          <w:u w:val="none"/>
+        </w:rPr>
+        <w:t>① (a)</w:t>
+      </w:r>
+      <w:r>
+        <w:rPr>
+          <w:rFonts w:ascii="맑은 고딕" w:hAnsi="맑은 고딕" w:eastAsia="맑은 고딕"/>
+          <w:b w:val="0"/>
+          <w:i w:val="0"/>
+          <w:sz w:val="18"/>
+          <w:u w:val="none"/>
+        </w:rPr>
+        <w:t xml:space="preserve">    </w:t>
+      </w:r>
+      <w:r>
+        <w:rPr>
+          <w:rFonts w:ascii="맑은 고딕" w:hAnsi="맑은 고딕" w:eastAsia="맑은 고딕"/>
+          <w:b w:val="0"/>
+          <w:i w:val="0"/>
+          <w:sz w:val="18"/>
+          <w:u w:val="none"/>
+        </w:rPr>
+        <w:t>② (b)</w:t>
+      </w:r>
+      <w:r>
+        <w:rPr>
+          <w:rFonts w:ascii="맑은 고딕" w:hAnsi="맑은 고딕" w:eastAsia="맑은 고딕"/>
+          <w:b w:val="0"/>
+          <w:i w:val="0"/>
+          <w:sz w:val="18"/>
+          <w:u w:val="none"/>
+        </w:rPr>
+        <w:t xml:space="preserve">    </w:t>
+      </w:r>
+      <w:r>
+        <w:rPr>
+          <w:rFonts w:ascii="맑은 고딕" w:hAnsi="맑은 고딕" w:eastAsia="맑은 고딕"/>
+          <w:b w:val="0"/>
+          <w:i w:val="0"/>
+          <w:sz w:val="18"/>
+          <w:u w:val="none"/>
+        </w:rPr>
+        <w:t>③ (c)</w:t>
+      </w:r>
+      <w:r>
+        <w:rPr>
+          <w:rFonts w:ascii="맑은 고딕" w:hAnsi="맑은 고딕" w:eastAsia="맑은 고딕"/>
+          <w:b w:val="0"/>
+          <w:i w:val="0"/>
+          <w:sz w:val="18"/>
+          <w:u w:val="none"/>
+        </w:rPr>
+        <w:t xml:space="preserve">    </w:t>
+      </w:r>
+      <w:r>
+        <w:rPr>
+          <w:rFonts w:ascii="맑은 고딕" w:hAnsi="맑은 고딕" w:eastAsia="맑은 고딕"/>
+          <w:b w:val="0"/>
+          <w:i w:val="0"/>
+          <w:sz w:val="18"/>
+          <w:u w:val="none"/>
+        </w:rPr>
+        <w:t>④ (d)</w:t>
+      </w:r>
+      <w:r>
+        <w:rPr>
+          <w:rFonts w:ascii="맑은 고딕" w:hAnsi="맑은 고딕" w:eastAsia="맑은 고딕"/>
+          <w:b w:val="0"/>
+          <w:i w:val="0"/>
+          <w:sz w:val="18"/>
+          <w:u w:val="none"/>
+        </w:rPr>
+        <w:t xml:space="preserve">    </w:t>
+      </w:r>
+      <w:r>
+        <w:rPr>
+          <w:rFonts w:ascii="맑은 고딕" w:hAnsi="맑은 고딕" w:eastAsia="맑은 고딕"/>
+          <w:b w:val="0"/>
+          <w:i w:val="0"/>
+          <w:sz w:val="18"/>
+          <w:u w:val="none"/>
+        </w:rPr>
+        <w:t>⑤ (e)</w:t>
+      </w:r>
+    </w:p>
+    <w:p>
+      <w:pPr>
+        <w:spacing w:before="0" w:after="40" w:line="259" w:lineRule="auto"/>
+      </w:pPr>
     </w:p>
     <w:p>
       <w:pPr>
@@ -1681,7 +2504,7 @@
           <w:sz w:val="18"/>
           <w:u w:val="none"/>
         </w:rPr>
-        <w:t xml:space="preserve">8. </w:t>
+        <w:t xml:space="preserve">11. </w:t>
       </w:r>
       <w:r>
         <w:rPr>
@@ -1691,27 +2514,7 @@
           <w:sz w:val="18"/>
           <w:u w:val="none"/>
         </w:rPr>
-        <w:t xml:space="preserve">[2026 중간 #10형] 다음 글에서 찾을 수 </w:t>
-      </w:r>
-      <w:r>
-        <w:rPr>
-          <w:rFonts w:ascii="맑은 고딕" w:hAnsi="맑은 고딕" w:eastAsia="맑은 고딕"/>
-          <w:b w:val="0"/>
-          <w:i w:val="0"/>
-          <w:sz w:val="18"/>
-          <w:u w:val="single"/>
-        </w:rPr>
-        <w:t>없는</w:t>
-      </w:r>
-      <w:r>
-        <w:rPr>
-          <w:rFonts w:ascii="맑은 고딕" w:hAnsi="맑은 고딕" w:eastAsia="맑은 고딕"/>
-          <w:b w:val="0"/>
-          <w:i w:val="0"/>
-          <w:sz w:val="18"/>
-          <w:u w:val="none"/>
-        </w:rPr>
-        <w:t xml:space="preserve"> 단어의 영영풀이는? </w:t>
+        <w:t xml:space="preserve">[2026 중간 #6형] 빈칸 (a)~(e)에 들어갈 말로 알맞게 짝지어진 것은? </w:t>
       </w:r>
       <w:r>
         <w:rPr>
@@ -1737,14 +2540,11 @@
           <w:sz w:val="18"/>
           <w:u w:val="none"/>
         </w:rPr>
-        <w:t>Junho joined a zero-waste challenge last week. He brought his own container to the market and didn't use any single-use bags. At home, he emptied and washed the bottles before he recycled them. He also gave away his old shoes to kids who needed them.</w:t>
-      </w:r>
-    </w:p>
-    <w:p>
-      <w:pPr>
-        <w:spacing w:before="0" w:after="0" w:line="259" w:lineRule="auto"/>
-        <w:ind w:left="113"/>
-      </w:pPr>
+        <w:t>(a) Instead of throwing away leftovers, turn them ____ a delicious fried rice.</w:t>
+      </w:r>
+      <w:r>
+        <w:br/>
+      </w:r>
       <w:r>
         <w:rPr>
           <w:rFonts w:ascii="맑은 고딕" w:hAnsi="맑은 고딕" w:eastAsia="맑은 고딕"/>
@@ -1753,14 +2553,11 @@
           <w:sz w:val="18"/>
           <w:u w:val="none"/>
         </w:rPr>
-        <w:t>① n. an object for holding things, such as a can, box, or bottle</w:t>
-      </w:r>
-    </w:p>
-    <w:p>
-      <w:pPr>
-        <w:spacing w:before="0" w:after="0" w:line="259" w:lineRule="auto"/>
-        <w:ind w:left="113"/>
-      </w:pPr>
+        <w:t>(b) Sea animals often mistake single-use plastic bags ____ food.</w:t>
+      </w:r>
+      <w:r>
+        <w:br/>
+      </w:r>
       <w:r>
         <w:rPr>
           <w:rFonts w:ascii="맑은 고딕" w:hAnsi="맑은 고딕" w:eastAsia="맑은 고딕"/>
@@ -1769,14 +2566,11 @@
           <w:sz w:val="18"/>
           <w:u w:val="none"/>
         </w:rPr>
-        <w:t>② a. made to be used only once</w:t>
-      </w:r>
-    </w:p>
-    <w:p>
-      <w:pPr>
-        <w:spacing w:before="0" w:after="0" w:line="259" w:lineRule="auto"/>
-        <w:ind w:left="113"/>
-      </w:pPr>
+        <w:t>(c) You can give away the toys you don't play with to children ____ need.</w:t>
+      </w:r>
+      <w:r>
+        <w:br/>
+      </w:r>
       <w:r>
         <w:rPr>
           <w:rFonts w:ascii="맑은 고딕" w:hAnsi="맑은 고딕" w:eastAsia="맑은 고딕"/>
@@ -1785,14 +2579,11 @@
           <w:sz w:val="18"/>
           <w:u w:val="none"/>
         </w:rPr>
-        <w:t>③ v. to take everything out of something</w:t>
-      </w:r>
-    </w:p>
-    <w:p>
-      <w:pPr>
-        <w:spacing w:before="0" w:after="0" w:line="259" w:lineRule="auto"/>
-        <w:ind w:left="113"/>
-      </w:pPr>
+        <w:t>(d) A new machine can sort plastic bottles ____ color in seconds.</w:t>
+      </w:r>
+      <w:r>
+        <w:br/>
+      </w:r>
       <w:r>
         <w:rPr>
           <w:rFonts w:ascii="맑은 고딕" w:hAnsi="맑은 고딕" w:eastAsia="맑은 고딕"/>
@@ -1801,7 +2592,7 @@
           <w:sz w:val="18"/>
           <w:u w:val="none"/>
         </w:rPr>
-        <w:t>④ to give something to someone without asking for money</w:t>
+        <w:t>(e) I sewed a patch ____ my torn jeans instead of buying new ones.</w:t>
       </w:r>
     </w:p>
     <w:p>
@@ -1817,7 +2608,71 @@
           <w:sz w:val="18"/>
           <w:u w:val="none"/>
         </w:rPr>
-        <w:t>⑤ n. food remaining after a meal</w:t>
+        <w:t>① to — for — in — by — on</w:t>
+      </w:r>
+    </w:p>
+    <w:p>
+      <w:pPr>
+        <w:spacing w:before="0" w:after="0" w:line="259" w:lineRule="auto"/>
+        <w:ind w:left="113"/>
+      </w:pPr>
+      <w:r>
+        <w:rPr>
+          <w:rFonts w:ascii="맑은 고딕" w:hAnsi="맑은 고딕" w:eastAsia="맑은 고딕"/>
+          <w:b w:val="0"/>
+          <w:i w:val="0"/>
+          <w:sz w:val="18"/>
+          <w:u w:val="none"/>
+        </w:rPr>
+        <w:t>② into — for — in — by — on</w:t>
+      </w:r>
+    </w:p>
+    <w:p>
+      <w:pPr>
+        <w:spacing w:before="0" w:after="0" w:line="259" w:lineRule="auto"/>
+        <w:ind w:left="113"/>
+      </w:pPr>
+      <w:r>
+        <w:rPr>
+          <w:rFonts w:ascii="맑은 고딕" w:hAnsi="맑은 고딕" w:eastAsia="맑은 고딕"/>
+          <w:b w:val="0"/>
+          <w:i w:val="0"/>
+          <w:sz w:val="18"/>
+          <w:u w:val="none"/>
+        </w:rPr>
+        <w:t>③ into — as — on — by — in</w:t>
+      </w:r>
+    </w:p>
+    <w:p>
+      <w:pPr>
+        <w:spacing w:before="0" w:after="0" w:line="259" w:lineRule="auto"/>
+        <w:ind w:left="113"/>
+      </w:pPr>
+      <w:r>
+        <w:rPr>
+          <w:rFonts w:ascii="맑은 고딕" w:hAnsi="맑은 고딕" w:eastAsia="맑은 고딕"/>
+          <w:b w:val="0"/>
+          <w:i w:val="0"/>
+          <w:sz w:val="18"/>
+          <w:u w:val="none"/>
+        </w:rPr>
+        <w:t>④ into — for — at — with — on</w:t>
+      </w:r>
+    </w:p>
+    <w:p>
+      <w:pPr>
+        <w:spacing w:before="0" w:after="0" w:line="259" w:lineRule="auto"/>
+        <w:ind w:left="113"/>
+      </w:pPr>
+      <w:r>
+        <w:rPr>
+          <w:rFonts w:ascii="맑은 고딕" w:hAnsi="맑은 고딕" w:eastAsia="맑은 고딕"/>
+          <w:b w:val="0"/>
+          <w:i w:val="0"/>
+          <w:sz w:val="18"/>
+          <w:u w:val="none"/>
+        </w:rPr>
+        <w:t>⑤ to — as — in — with — in</w:t>
       </w:r>
     </w:p>
     <w:p>
@@ -1843,7 +2698,23 @@
           <w:sz w:val="18"/>
           <w:u w:val="none"/>
         </w:rPr>
-        <w:t xml:space="preserve">9. </w:t>
+        <w:t>[서답형 CHECK] 영영풀이 → 단어 · 알맞은 형태</w:t>
+      </w:r>
+    </w:p>
+    <w:p>
+      <w:pPr>
+        <w:keepNext/>
+        <w:spacing w:before="0" w:after="20" w:line="259" w:lineRule="auto"/>
+      </w:pPr>
+      <w:r>
+        <w:rPr>
+          <w:rFonts w:ascii="맑은 고딕" w:hAnsi="맑은 고딕" w:eastAsia="맑은 고딕"/>
+          <w:b/>
+          <w:i w:val="0"/>
+          <w:sz w:val="18"/>
+          <w:u w:val="none"/>
+        </w:rPr>
+        <w:t xml:space="preserve">12. </w:t>
       </w:r>
       <w:r>
         <w:rPr>
@@ -1853,18 +2724,14 @@
           <w:sz w:val="18"/>
           <w:u w:val="none"/>
         </w:rPr>
-        <w:t xml:space="preserve">[2026 중간 #11형] 대화의 빈칸 (A)~(D)에 들어갈 수 </w:t>
-      </w:r>
-      <w:r>
-        <w:rPr>
-          <w:rFonts w:ascii="맑은 고딕" w:hAnsi="맑은 고딕" w:eastAsia="맑은 고딕"/>
-          <w:b w:val="0"/>
-          <w:i w:val="0"/>
-          <w:sz w:val="18"/>
-          <w:u w:val="single"/>
-        </w:rPr>
-        <w:t>없는</w:t>
-      </w:r>
+        <w:t>다음 영영풀이(프린트 원문)에 해당하는 단어를 쓰시오.</w:t>
+      </w:r>
+    </w:p>
+    <w:p>
+      <w:pPr>
+        <w:spacing w:before="0" w:after="20" w:line="259" w:lineRule="auto"/>
+        <w:ind w:left="57"/>
+      </w:pPr>
       <w:r>
         <w:rPr>
           <w:rFonts w:ascii="맑은 고딕" w:hAnsi="맑은 고딕" w:eastAsia="맑은 고딕"/>
@@ -1873,7 +2740,7 @@
           <w:sz w:val="18"/>
           <w:u w:val="none"/>
         </w:rPr>
-        <w:t xml:space="preserve"> 것은? </w:t>
+        <w:t xml:space="preserve">(1) v. to pick up trash while jogging → </w:t>
       </w:r>
       <w:r>
         <w:rPr>
@@ -1883,14 +2750,11 @@
           <w:sz w:val="18"/>
           <w:u w:val="none"/>
         </w:rPr>
-        <w:t>(3점)</w:t>
-      </w:r>
-    </w:p>
-    <w:p>
-      <w:pPr>
-        <w:spacing w:before="0" w:after="20" w:line="259" w:lineRule="auto"/>
-        <w:ind w:left="57"/>
-      </w:pPr>
+        <w:t>__________</w:t>
+      </w:r>
+      <w:r>
+        <w:br/>
+      </w:r>
       <w:r>
         <w:rPr>
           <w:rFonts w:ascii="맑은 고딕" w:hAnsi="맑은 고딕" w:eastAsia="맑은 고딕"/>
@@ -1899,10 +2763,7 @@
           <w:sz w:val="18"/>
           <w:u w:val="none"/>
         </w:rPr>
-        <w:t>• A: Can you do me a (A)________? B: Sure. What is it?</w:t>
-      </w:r>
-      <w:r>
-        <w:br/>
+        <w:t xml:space="preserve">(2) a. trying to make as little trash as possible → </w:t>
       </w:r>
       <w:r>
         <w:rPr>
@@ -1912,7 +2773,7 @@
           <w:sz w:val="18"/>
           <w:u w:val="none"/>
         </w:rPr>
-        <w:t>• A: What should we do with these (B)________? B: Let's turn them into fried rice.</w:t>
+        <w:t>__________</w:t>
       </w:r>
       <w:r>
         <w:br/>
@@ -1925,10 +2786,7 @@
           <w:sz w:val="18"/>
           <w:u w:val="none"/>
         </w:rPr>
-        <w:t>• A: Is this bottle recyclable? B: I don't know. Let's check the (C)________.</w:t>
-      </w:r>
-      <w:r>
-        <w:br/>
+        <w:t xml:space="preserve">(3) n. something helpful that you do for someone → </w:t>
       </w:r>
       <w:r>
         <w:rPr>
@@ -1938,14 +2796,11 @@
           <w:sz w:val="18"/>
           <w:u w:val="none"/>
         </w:rPr>
-        <w:t>• A: How did you clean the beach so fast? B: We picked up the litter (D)________.</w:t>
-      </w:r>
-    </w:p>
-    <w:p>
-      <w:pPr>
-        <w:spacing w:before="0" w:after="20" w:line="259" w:lineRule="auto"/>
-        <w:ind w:left="113"/>
-      </w:pPr>
+        <w:t>__________</w:t>
+      </w:r>
+      <w:r>
+        <w:br/>
+      </w:r>
       <w:r>
         <w:rPr>
           <w:rFonts w:ascii="맑은 고딕" w:hAnsi="맑은 고딕" w:eastAsia="맑은 고딕"/>
@@ -1954,7 +2809,7 @@
           <w:sz w:val="18"/>
           <w:u w:val="none"/>
         </w:rPr>
-        <w:t>① favor</w:t>
+        <w:t xml:space="preserve">(4) to eat in a restaurant → </w:t>
       </w:r>
       <w:r>
         <w:rPr>
@@ -1964,7 +2819,10 @@
           <w:sz w:val="18"/>
           <w:u w:val="none"/>
         </w:rPr>
-        <w:t xml:space="preserve">    </w:t>
+        <w:t>__________</w:t>
+      </w:r>
+      <w:r>
+        <w:br/>
       </w:r>
       <w:r>
         <w:rPr>
@@ -1974,7 +2832,7 @@
           <w:sz w:val="18"/>
           <w:u w:val="none"/>
         </w:rPr>
-        <w:t>② leftovers</w:t>
+        <w:t xml:space="preserve">(5) a. belonging to a particular person or thing → </w:t>
       </w:r>
       <w:r>
         <w:rPr>
@@ -1984,57 +2842,7 @@
           <w:sz w:val="18"/>
           <w:u w:val="none"/>
         </w:rPr>
-        <w:t xml:space="preserve">    </w:t>
-      </w:r>
-      <w:r>
-        <w:rPr>
-          <w:rFonts w:ascii="맑은 고딕" w:hAnsi="맑은 고딕" w:eastAsia="맑은 고딕"/>
-          <w:b w:val="0"/>
-          <w:i w:val="0"/>
-          <w:sz w:val="18"/>
-          <w:u w:val="none"/>
-        </w:rPr>
-        <w:t>③ label</w:t>
-      </w:r>
-      <w:r>
-        <w:rPr>
-          <w:rFonts w:ascii="맑은 고딕" w:hAnsi="맑은 고딕" w:eastAsia="맑은 고딕"/>
-          <w:b w:val="0"/>
-          <w:i w:val="0"/>
-          <w:sz w:val="18"/>
-          <w:u w:val="none"/>
-        </w:rPr>
-        <w:t xml:space="preserve">    </w:t>
-      </w:r>
-      <w:r>
-        <w:rPr>
-          <w:rFonts w:ascii="맑은 고딕" w:hAnsi="맑은 고딕" w:eastAsia="맑은 고딕"/>
-          <w:b w:val="0"/>
-          <w:i w:val="0"/>
-          <w:sz w:val="18"/>
-          <w:u w:val="none"/>
-        </w:rPr>
-        <w:t>④ one by one</w:t>
-      </w:r>
-      <w:r>
-        <w:rPr>
-          <w:rFonts w:ascii="맑은 고딕" w:hAnsi="맑은 고딕" w:eastAsia="맑은 고딕"/>
-          <w:b w:val="0"/>
-          <w:i w:val="0"/>
-          <w:sz w:val="18"/>
-          <w:u w:val="none"/>
-        </w:rPr>
-        <w:t xml:space="preserve">    </w:t>
-      </w:r>
-      <w:r>
-        <w:rPr>
-          <w:rFonts w:ascii="맑은 고딕" w:hAnsi="맑은 고딕" w:eastAsia="맑은 고딕"/>
-          <w:b w:val="0"/>
-          <w:i w:val="0"/>
-          <w:sz w:val="18"/>
-          <w:u w:val="none"/>
-        </w:rPr>
-        <w:t>⑤ completely</w:t>
+        <w:t>__________</w:t>
       </w:r>
     </w:p>
     <w:p>
@@ -2055,7 +2863,7 @@
           <w:sz w:val="18"/>
           <w:u w:val="none"/>
         </w:rPr>
-        <w:t xml:space="preserve">10. </w:t>
+        <w:t xml:space="preserve">13. </w:t>
       </w:r>
       <w:r>
         <w:rPr>
@@ -2065,18 +2873,14 @@
           <w:sz w:val="18"/>
           <w:u w:val="none"/>
         </w:rPr>
-        <w:t xml:space="preserve">[2024 기말 #1형] 다음 글의 밑줄 친 (a)~(e) 중 문맥상 낱말의 쓰임이 적절하지 </w:t>
-      </w:r>
-      <w:r>
-        <w:rPr>
-          <w:rFonts w:ascii="맑은 고딕" w:hAnsi="맑은 고딕" w:eastAsia="맑은 고딕"/>
-          <w:b w:val="0"/>
-          <w:i w:val="0"/>
-          <w:sz w:val="18"/>
-          <w:u w:val="single"/>
-        </w:rPr>
-        <w:t>않은</w:t>
-      </w:r>
+        <w:t>빈칸에 알맞은 말을 Word List에서 골라 쓰시오. (필요하면 어형을 바꿀 것)</w:t>
+      </w:r>
+    </w:p>
+    <w:p>
+      <w:pPr>
+        <w:spacing w:before="0" w:after="20" w:line="259" w:lineRule="auto"/>
+        <w:ind w:left="57"/>
+      </w:pPr>
       <w:r>
         <w:rPr>
           <w:rFonts w:ascii="맑은 고딕" w:hAnsi="맑은 고딕" w:eastAsia="맑은 고딕"/>
@@ -2085,486 +2889,7 @@
           <w:sz w:val="18"/>
           <w:u w:val="none"/>
         </w:rPr>
-        <w:t xml:space="preserve"> 것은? </w:t>
-      </w:r>
-      <w:r>
-        <w:rPr>
-          <w:rFonts w:ascii="맑은 고딕" w:hAnsi="맑은 고딕" w:eastAsia="맑은 고딕"/>
-          <w:b w:val="0"/>
-          <w:i w:val="0"/>
-          <w:sz w:val="18"/>
-          <w:u w:val="none"/>
-        </w:rPr>
-        <w:t>(3점)</w:t>
-      </w:r>
-    </w:p>
-    <w:p>
-      <w:pPr>
-        <w:spacing w:before="0" w:after="20" w:line="259" w:lineRule="auto"/>
-        <w:ind w:left="57"/>
-      </w:pPr>
-      <w:r>
-        <w:rPr>
-          <w:rFonts w:ascii="맑은 고딕" w:hAnsi="맑은 고딕" w:eastAsia="맑은 고딕"/>
-          <w:b w:val="0"/>
-          <w:i w:val="0"/>
-          <w:sz w:val="18"/>
-          <w:u w:val="none"/>
-        </w:rPr>
-        <w:t>Plastic doesn't disappear (a)</w:t>
-      </w:r>
-      <w:r>
-        <w:rPr>
-          <w:rFonts w:ascii="맑은 고딕" w:hAnsi="맑은 고딕" w:eastAsia="맑은 고딕"/>
-          <w:b w:val="0"/>
-          <w:i w:val="0"/>
-          <w:sz w:val="18"/>
-          <w:u w:val="single"/>
-        </w:rPr>
-        <w:t>completely</w:t>
-      </w:r>
-      <w:r>
-        <w:rPr>
-          <w:rFonts w:ascii="맑은 고딕" w:hAnsi="맑은 고딕" w:eastAsia="맑은 고딕"/>
-          <w:b w:val="0"/>
-          <w:i w:val="0"/>
-          <w:sz w:val="18"/>
-          <w:u w:val="none"/>
-        </w:rPr>
-        <w:t>. Sea animals often mistake (b)</w:t>
-      </w:r>
-      <w:r>
-        <w:rPr>
-          <w:rFonts w:ascii="맑은 고딕" w:hAnsi="맑은 고딕" w:eastAsia="맑은 고딕"/>
-          <w:b w:val="0"/>
-          <w:i w:val="0"/>
-          <w:sz w:val="18"/>
-          <w:u w:val="single"/>
-        </w:rPr>
-        <w:t>single-use</w:t>
-      </w:r>
-      <w:r>
-        <w:rPr>
-          <w:rFonts w:ascii="맑은 고딕" w:hAnsi="맑은 고딕" w:eastAsia="맑은 고딕"/>
-          <w:b w:val="0"/>
-          <w:i w:val="0"/>
-          <w:sz w:val="18"/>
-          <w:u w:val="none"/>
-        </w:rPr>
-        <w:t xml:space="preserve"> plastic bags for food. So I (c)</w:t>
-      </w:r>
-      <w:r>
-        <w:rPr>
-          <w:rFonts w:ascii="맑은 고딕" w:hAnsi="맑은 고딕" w:eastAsia="맑은 고딕"/>
-          <w:b w:val="0"/>
-          <w:i w:val="0"/>
-          <w:sz w:val="18"/>
-          <w:u w:val="single"/>
-        </w:rPr>
-        <w:t>produce</w:t>
-      </w:r>
-      <w:r>
-        <w:rPr>
-          <w:rFonts w:ascii="맑은 고딕" w:hAnsi="맑은 고딕" w:eastAsia="맑은 고딕"/>
-          <w:b w:val="0"/>
-          <w:i w:val="0"/>
-          <w:sz w:val="18"/>
-          <w:u w:val="none"/>
-        </w:rPr>
-        <w:t xml:space="preserve"> plastic waste by using cloth bags at the market. I also (d)</w:t>
-      </w:r>
-      <w:r>
-        <w:rPr>
-          <w:rFonts w:ascii="맑은 고딕" w:hAnsi="맑은 고딕" w:eastAsia="맑은 고딕"/>
-          <w:b w:val="0"/>
-          <w:i w:val="0"/>
-          <w:sz w:val="18"/>
-          <w:u w:val="single"/>
-        </w:rPr>
-        <w:t>reuse</w:t>
-      </w:r>
-      <w:r>
-        <w:rPr>
-          <w:rFonts w:ascii="맑은 고딕" w:hAnsi="맑은 고딕" w:eastAsia="맑은 고딕"/>
-          <w:b w:val="0"/>
-          <w:i w:val="0"/>
-          <w:sz w:val="18"/>
-          <w:u w:val="none"/>
-        </w:rPr>
-        <w:t xml:space="preserve"> glass jars as flower vases. Buying (e)</w:t>
-      </w:r>
-      <w:r>
-        <w:rPr>
-          <w:rFonts w:ascii="맑은 고딕" w:hAnsi="맑은 고딕" w:eastAsia="맑은 고딕"/>
-          <w:b w:val="0"/>
-          <w:i w:val="0"/>
-          <w:sz w:val="18"/>
-          <w:u w:val="single"/>
-        </w:rPr>
-        <w:t>secondhand</w:t>
-      </w:r>
-      <w:r>
-        <w:rPr>
-          <w:rFonts w:ascii="맑은 고딕" w:hAnsi="맑은 고딕" w:eastAsia="맑은 고딕"/>
-          <w:b w:val="0"/>
-          <w:i w:val="0"/>
-          <w:sz w:val="18"/>
-          <w:u w:val="none"/>
-        </w:rPr>
-        <w:t xml:space="preserve"> clothes is a good idea, too.</w:t>
-      </w:r>
-    </w:p>
-    <w:p>
-      <w:pPr>
-        <w:spacing w:before="0" w:after="20" w:line="259" w:lineRule="auto"/>
-        <w:ind w:left="113"/>
-      </w:pPr>
-      <w:r>
-        <w:rPr>
-          <w:rFonts w:ascii="맑은 고딕" w:hAnsi="맑은 고딕" w:eastAsia="맑은 고딕"/>
-          <w:b w:val="0"/>
-          <w:i w:val="0"/>
-          <w:sz w:val="18"/>
-          <w:u w:val="none"/>
-        </w:rPr>
-        <w:t>① (a)</w:t>
-      </w:r>
-      <w:r>
-        <w:rPr>
-          <w:rFonts w:ascii="맑은 고딕" w:hAnsi="맑은 고딕" w:eastAsia="맑은 고딕"/>
-          <w:b w:val="0"/>
-          <w:i w:val="0"/>
-          <w:sz w:val="18"/>
-          <w:u w:val="none"/>
-        </w:rPr>
-        <w:t xml:space="preserve">    </w:t>
-      </w:r>
-      <w:r>
-        <w:rPr>
-          <w:rFonts w:ascii="맑은 고딕" w:hAnsi="맑은 고딕" w:eastAsia="맑은 고딕"/>
-          <w:b w:val="0"/>
-          <w:i w:val="0"/>
-          <w:sz w:val="18"/>
-          <w:u w:val="none"/>
-        </w:rPr>
-        <w:t>② (b)</w:t>
-      </w:r>
-      <w:r>
-        <w:rPr>
-          <w:rFonts w:ascii="맑은 고딕" w:hAnsi="맑은 고딕" w:eastAsia="맑은 고딕"/>
-          <w:b w:val="0"/>
-          <w:i w:val="0"/>
-          <w:sz w:val="18"/>
-          <w:u w:val="none"/>
-        </w:rPr>
-        <w:t xml:space="preserve">    </w:t>
-      </w:r>
-      <w:r>
-        <w:rPr>
-          <w:rFonts w:ascii="맑은 고딕" w:hAnsi="맑은 고딕" w:eastAsia="맑은 고딕"/>
-          <w:b w:val="0"/>
-          <w:i w:val="0"/>
-          <w:sz w:val="18"/>
-          <w:u w:val="none"/>
-        </w:rPr>
-        <w:t>③ (c)</w:t>
-      </w:r>
-      <w:r>
-        <w:rPr>
-          <w:rFonts w:ascii="맑은 고딕" w:hAnsi="맑은 고딕" w:eastAsia="맑은 고딕"/>
-          <w:b w:val="0"/>
-          <w:i w:val="0"/>
-          <w:sz w:val="18"/>
-          <w:u w:val="none"/>
-        </w:rPr>
-        <w:t xml:space="preserve">    </w:t>
-      </w:r>
-      <w:r>
-        <w:rPr>
-          <w:rFonts w:ascii="맑은 고딕" w:hAnsi="맑은 고딕" w:eastAsia="맑은 고딕"/>
-          <w:b w:val="0"/>
-          <w:i w:val="0"/>
-          <w:sz w:val="18"/>
-          <w:u w:val="none"/>
-        </w:rPr>
-        <w:t>④ (d)</w:t>
-      </w:r>
-      <w:r>
-        <w:rPr>
-          <w:rFonts w:ascii="맑은 고딕" w:hAnsi="맑은 고딕" w:eastAsia="맑은 고딕"/>
-          <w:b w:val="0"/>
-          <w:i w:val="0"/>
-          <w:sz w:val="18"/>
-          <w:u w:val="none"/>
-        </w:rPr>
-        <w:t xml:space="preserve">    </w:t>
-      </w:r>
-      <w:r>
-        <w:rPr>
-          <w:rFonts w:ascii="맑은 고딕" w:hAnsi="맑은 고딕" w:eastAsia="맑은 고딕"/>
-          <w:b w:val="0"/>
-          <w:i w:val="0"/>
-          <w:sz w:val="18"/>
-          <w:u w:val="none"/>
-        </w:rPr>
-        <w:t>⑤ (e)</w:t>
-      </w:r>
-    </w:p>
-    <w:p>
-      <w:pPr>
-        <w:spacing w:before="0" w:after="40" w:line="259" w:lineRule="auto"/>
-      </w:pPr>
-    </w:p>
-    <w:p>
-      <w:pPr>
-        <w:keepNext/>
-        <w:spacing w:before="0" w:after="20" w:line="259" w:lineRule="auto"/>
-      </w:pPr>
-      <w:r>
-        <w:rPr>
-          <w:rFonts w:ascii="맑은 고딕" w:hAnsi="맑은 고딕" w:eastAsia="맑은 고딕"/>
-          <w:b/>
-          <w:i w:val="0"/>
-          <w:sz w:val="18"/>
-          <w:u w:val="none"/>
-        </w:rPr>
-        <w:t xml:space="preserve">11. </w:t>
-      </w:r>
-      <w:r>
-        <w:rPr>
-          <w:rFonts w:ascii="맑은 고딕" w:hAnsi="맑은 고딕" w:eastAsia="맑은 고딕"/>
-          <w:b w:val="0"/>
-          <w:i w:val="0"/>
-          <w:sz w:val="18"/>
-          <w:u w:val="none"/>
-        </w:rPr>
-        <w:t xml:space="preserve">[2026 중간 #6형] 빈칸 (a)~(e)에 들어갈 말로 알맞게 짝지어진 것은? </w:t>
-      </w:r>
-      <w:r>
-        <w:rPr>
-          <w:rFonts w:ascii="맑은 고딕" w:hAnsi="맑은 고딕" w:eastAsia="맑은 고딕"/>
-          <w:b w:val="0"/>
-          <w:i w:val="0"/>
-          <w:sz w:val="18"/>
-          <w:u w:val="none"/>
-        </w:rPr>
-        <w:t>(4점)</w:t>
-      </w:r>
-    </w:p>
-    <w:p>
-      <w:pPr>
-        <w:spacing w:before="0" w:after="20" w:line="259" w:lineRule="auto"/>
-        <w:ind w:left="57"/>
-      </w:pPr>
-      <w:r>
-        <w:rPr>
-          <w:rFonts w:ascii="맑은 고딕" w:hAnsi="맑은 고딕" w:eastAsia="맑은 고딕"/>
-          <w:b w:val="0"/>
-          <w:i w:val="0"/>
-          <w:sz w:val="18"/>
-          <w:u w:val="none"/>
-        </w:rPr>
-        <w:t>(a) Instead of throwing away leftovers, turn them ____ a delicious fried rice.</w:t>
-      </w:r>
-      <w:r>
-        <w:br/>
-      </w:r>
-      <w:r>
-        <w:rPr>
-          <w:rFonts w:ascii="맑은 고딕" w:hAnsi="맑은 고딕" w:eastAsia="맑은 고딕"/>
-          <w:b w:val="0"/>
-          <w:i w:val="0"/>
-          <w:sz w:val="18"/>
-          <w:u w:val="none"/>
-        </w:rPr>
-        <w:t>(b) Sea animals often mistake single-use plastic bags ____ food.</w:t>
-      </w:r>
-      <w:r>
-        <w:br/>
-      </w:r>
-      <w:r>
-        <w:rPr>
-          <w:rFonts w:ascii="맑은 고딕" w:hAnsi="맑은 고딕" w:eastAsia="맑은 고딕"/>
-          <w:b w:val="0"/>
-          <w:i w:val="0"/>
-          <w:sz w:val="18"/>
-          <w:u w:val="none"/>
-        </w:rPr>
-        <w:t>(c) Every year, tons of food waste end up ____ landfills.</w:t>
-      </w:r>
-      <w:r>
-        <w:br/>
-      </w:r>
-      <w:r>
-        <w:rPr>
-          <w:rFonts w:ascii="맑은 고딕" w:hAnsi="맑은 고딕" w:eastAsia="맑은 고딕"/>
-          <w:b w:val="0"/>
-          <w:i w:val="0"/>
-          <w:sz w:val="18"/>
-          <w:u w:val="none"/>
-        </w:rPr>
-        <w:t>(d) The machine gives you a coupon ____ return for each empty can.</w:t>
-      </w:r>
-      <w:r>
-        <w:br/>
-      </w:r>
-      <w:r>
-        <w:rPr>
-          <w:rFonts w:ascii="맑은 고딕" w:hAnsi="맑은 고딕" w:eastAsia="맑은 고딕"/>
-          <w:b w:val="0"/>
-          <w:i w:val="0"/>
-          <w:sz w:val="18"/>
-          <w:u w:val="none"/>
-        </w:rPr>
-        <w:t>(e) Please pick ____ the litter around the bench before you leave.</w:t>
-      </w:r>
-    </w:p>
-    <w:p>
-      <w:pPr>
-        <w:spacing w:before="0" w:after="0" w:line="259" w:lineRule="auto"/>
-        <w:ind w:left="113"/>
-      </w:pPr>
-      <w:r>
-        <w:rPr>
-          <w:rFonts w:ascii="맑은 고딕" w:hAnsi="맑은 고딕" w:eastAsia="맑은 고딕"/>
-          <w:b w:val="0"/>
-          <w:i w:val="0"/>
-          <w:sz w:val="18"/>
-          <w:u w:val="none"/>
-        </w:rPr>
-        <w:t>① into — for — in — in — up</w:t>
-      </w:r>
-    </w:p>
-    <w:p>
-      <w:pPr>
-        <w:spacing w:before="0" w:after="0" w:line="259" w:lineRule="auto"/>
-        <w:ind w:left="113"/>
-      </w:pPr>
-      <w:r>
-        <w:rPr>
-          <w:rFonts w:ascii="맑은 고딕" w:hAnsi="맑은 고딕" w:eastAsia="맑은 고딕"/>
-          <w:b w:val="0"/>
-          <w:i w:val="0"/>
-          <w:sz w:val="18"/>
-          <w:u w:val="none"/>
-        </w:rPr>
-        <w:t>② to — for — on — in — up</w:t>
-      </w:r>
-    </w:p>
-    <w:p>
-      <w:pPr>
-        <w:spacing w:before="0" w:after="0" w:line="259" w:lineRule="auto"/>
-        <w:ind w:left="113"/>
-      </w:pPr>
-      <w:r>
-        <w:rPr>
-          <w:rFonts w:ascii="맑은 고딕" w:hAnsi="맑은 고딕" w:eastAsia="맑은 고딕"/>
-          <w:b w:val="0"/>
-          <w:i w:val="0"/>
-          <w:sz w:val="18"/>
-          <w:u w:val="none"/>
-        </w:rPr>
-        <w:t>③ into — as — in — on — away</w:t>
-      </w:r>
-    </w:p>
-    <w:p>
-      <w:pPr>
-        <w:spacing w:before="0" w:after="0" w:line="259" w:lineRule="auto"/>
-        <w:ind w:left="113"/>
-      </w:pPr>
-      <w:r>
-        <w:rPr>
-          <w:rFonts w:ascii="맑은 고딕" w:hAnsi="맑은 고딕" w:eastAsia="맑은 고딕"/>
-          <w:b w:val="0"/>
-          <w:i w:val="0"/>
-          <w:sz w:val="18"/>
-          <w:u w:val="none"/>
-        </w:rPr>
-        <w:t>④ into — for — at — in — away</w:t>
-      </w:r>
-    </w:p>
-    <w:p>
-      <w:pPr>
-        <w:spacing w:before="0" w:after="0" w:line="259" w:lineRule="auto"/>
-        <w:ind w:left="113"/>
-      </w:pPr>
-      <w:r>
-        <w:rPr>
-          <w:rFonts w:ascii="맑은 고딕" w:hAnsi="맑은 고딕" w:eastAsia="맑은 고딕"/>
-          <w:b w:val="0"/>
-          <w:i w:val="0"/>
-          <w:sz w:val="18"/>
-          <w:u w:val="none"/>
-        </w:rPr>
-        <w:t>⑤ to — as — in — for — up</w:t>
-      </w:r>
-    </w:p>
-    <w:p>
-      <w:pPr>
-        <w:spacing w:before="0" w:after="0" w:line="259" w:lineRule="auto"/>
-      </w:pPr>
-    </w:p>
-    <w:p>
-      <w:pPr>
-        <w:spacing w:before="0" w:after="40" w:line="259" w:lineRule="auto"/>
-      </w:pPr>
-    </w:p>
-    <w:p>
-      <w:pPr>
-        <w:keepNext/>
-        <w:spacing w:before="0" w:after="20" w:line="259" w:lineRule="auto"/>
-      </w:pPr>
-      <w:r>
-        <w:rPr>
-          <w:rFonts w:ascii="맑은 고딕" w:hAnsi="맑은 고딕" w:eastAsia="맑은 고딕"/>
-          <w:b/>
-          <w:i w:val="0"/>
-          <w:sz w:val="18"/>
-          <w:u w:val="none"/>
-        </w:rPr>
-        <w:t>[서답형 CHECK] 영영풀이 → 단어 · 알맞은 형태</w:t>
-      </w:r>
-    </w:p>
-    <w:p>
-      <w:pPr>
-        <w:keepNext/>
-        <w:spacing w:before="0" w:after="20" w:line="259" w:lineRule="auto"/>
-      </w:pPr>
-      <w:r>
-        <w:rPr>
-          <w:rFonts w:ascii="맑은 고딕" w:hAnsi="맑은 고딕" w:eastAsia="맑은 고딕"/>
-          <w:b/>
-          <w:i w:val="0"/>
-          <w:sz w:val="18"/>
-          <w:u w:val="none"/>
-        </w:rPr>
-        <w:t xml:space="preserve">12. </w:t>
-      </w:r>
-      <w:r>
-        <w:rPr>
-          <w:rFonts w:ascii="맑은 고딕" w:hAnsi="맑은 고딕" w:eastAsia="맑은 고딕"/>
-          <w:b w:val="0"/>
-          <w:i w:val="0"/>
-          <w:sz w:val="18"/>
-          <w:u w:val="none"/>
-        </w:rPr>
-        <w:t>다음 영영풀이(프린트 원문)에 해당하는 단어를 쓰시오.</w:t>
-      </w:r>
-    </w:p>
-    <w:p>
-      <w:pPr>
-        <w:spacing w:before="0" w:after="20" w:line="259" w:lineRule="auto"/>
-        <w:ind w:left="57"/>
-      </w:pPr>
-      <w:r>
-        <w:rPr>
-          <w:rFonts w:ascii="맑은 고딕" w:hAnsi="맑은 고딕" w:eastAsia="맑은 고딕"/>
-          <w:b w:val="0"/>
-          <w:i w:val="0"/>
-          <w:sz w:val="18"/>
-          <w:u w:val="none"/>
-        </w:rPr>
-        <w:t xml:space="preserve">(1) v. to pick up trash while jogging → </w:t>
+        <w:t xml:space="preserve">(1) My grandma freezes the ____ and eats them later. → </w:t>
       </w:r>
       <w:r>
         <w:rPr>
@@ -2587,7 +2912,7 @@
           <w:sz w:val="18"/>
           <w:u w:val="none"/>
         </w:rPr>
-        <w:t xml:space="preserve">(2) n. food remaining after a meal → </w:t>
+        <w:t xml:space="preserve">(2) The kitten ____ my old sweater, so I turned it into a cleaning cloth. → </w:t>
       </w:r>
       <w:r>
         <w:rPr>
@@ -2610,7 +2935,7 @@
           <w:sz w:val="18"/>
           <w:u w:val="none"/>
         </w:rPr>
-        <w:t xml:space="preserve">(3) a. trying to make as little trash as possible → </w:t>
+        <w:t xml:space="preserve">(3) I ____ a patch on my torn jeans instead of buying new ones. → </w:t>
       </w:r>
       <w:r>
         <w:rPr>
@@ -2633,156 +2958,7 @@
           <w:sz w:val="18"/>
           <w:u w:val="none"/>
         </w:rPr>
-        <w:t xml:space="preserve">(4) as a response, exchange, or reward for something → </w:t>
-      </w:r>
-      <w:r>
-        <w:rPr>
-          <w:rFonts w:ascii="맑은 고딕" w:hAnsi="맑은 고딕" w:eastAsia="맑은 고딕"/>
-          <w:b w:val="0"/>
-          <w:i w:val="0"/>
-          <w:sz w:val="18"/>
-          <w:u w:val="none"/>
-        </w:rPr>
-        <w:t>__________</w:t>
-      </w:r>
-      <w:r>
-        <w:br/>
-      </w:r>
-      <w:r>
-        <w:rPr>
-          <w:rFonts w:ascii="맑은 고딕" w:hAnsi="맑은 고딕" w:eastAsia="맑은 고딕"/>
-          <w:b w:val="0"/>
-          <w:i w:val="0"/>
-          <w:sz w:val="18"/>
-          <w:u w:val="none"/>
-        </w:rPr>
-        <w:t xml:space="preserve">(5) v. to use a needle and thread to make or fix clothes → </w:t>
-      </w:r>
-      <w:r>
-        <w:rPr>
-          <w:rFonts w:ascii="맑은 고딕" w:hAnsi="맑은 고딕" w:eastAsia="맑은 고딕"/>
-          <w:b w:val="0"/>
-          <w:i w:val="0"/>
-          <w:sz w:val="18"/>
-          <w:u w:val="none"/>
-        </w:rPr>
-        <w:t>__________</w:t>
-      </w:r>
-    </w:p>
-    <w:p>
-      <w:pPr>
-        <w:spacing w:before="0" w:after="40" w:line="259" w:lineRule="auto"/>
-      </w:pPr>
-    </w:p>
-    <w:p>
-      <w:pPr>
-        <w:keepNext/>
-        <w:spacing w:before="0" w:after="20" w:line="259" w:lineRule="auto"/>
-      </w:pPr>
-      <w:r>
-        <w:rPr>
-          <w:rFonts w:ascii="맑은 고딕" w:hAnsi="맑은 고딕" w:eastAsia="맑은 고딕"/>
-          <w:b/>
-          <w:i w:val="0"/>
-          <w:sz w:val="18"/>
-          <w:u w:val="none"/>
-        </w:rPr>
-        <w:t xml:space="preserve">13. </w:t>
-      </w:r>
-      <w:r>
-        <w:rPr>
-          <w:rFonts w:ascii="맑은 고딕" w:hAnsi="맑은 고딕" w:eastAsia="맑은 고딕"/>
-          <w:b w:val="0"/>
-          <w:i w:val="0"/>
-          <w:sz w:val="18"/>
-          <w:u w:val="none"/>
-        </w:rPr>
-        <w:t>빈칸에 알맞은 말을 Word List에서 골라 쓰시오. (필요하면 어형을 바꿀 것)</w:t>
-      </w:r>
-    </w:p>
-    <w:p>
-      <w:pPr>
-        <w:spacing w:before="0" w:after="20" w:line="259" w:lineRule="auto"/>
-        <w:ind w:left="57"/>
-      </w:pPr>
-      <w:r>
-        <w:rPr>
-          <w:rFonts w:ascii="맑은 고딕" w:hAnsi="맑은 고딕" w:eastAsia="맑은 고딕"/>
-          <w:b w:val="0"/>
-          <w:i w:val="0"/>
-          <w:sz w:val="18"/>
-          <w:u w:val="none"/>
-        </w:rPr>
-        <w:t xml:space="preserve">(1) The puppy ____ up my old sweater yesterday. → </w:t>
-      </w:r>
-      <w:r>
-        <w:rPr>
-          <w:rFonts w:ascii="맑은 고딕" w:hAnsi="맑은 고딕" w:eastAsia="맑은 고딕"/>
-          <w:b w:val="0"/>
-          <w:i w:val="0"/>
-          <w:sz w:val="18"/>
-          <w:u w:val="none"/>
-        </w:rPr>
-        <w:t>__________</w:t>
-      </w:r>
-      <w:r>
-        <w:br/>
-      </w:r>
-      <w:r>
-        <w:rPr>
-          <w:rFonts w:ascii="맑은 고딕" w:hAnsi="맑은 고딕" w:eastAsia="맑은 고딕"/>
-          <w:b w:val="0"/>
-          <w:i w:val="0"/>
-          <w:sz w:val="18"/>
-          <w:u w:val="none"/>
-        </w:rPr>
-        <w:t xml:space="preserve">(2) Grandma ____ a cute bag from old curtains last week. → </w:t>
-      </w:r>
-      <w:r>
-        <w:rPr>
-          <w:rFonts w:ascii="맑은 고딕" w:hAnsi="맑은 고딕" w:eastAsia="맑은 고딕"/>
-          <w:b w:val="0"/>
-          <w:i w:val="0"/>
-          <w:sz w:val="18"/>
-          <w:u w:val="none"/>
-        </w:rPr>
-        <w:t>__________</w:t>
-      </w:r>
-      <w:r>
-        <w:br/>
-      </w:r>
-      <w:r>
-        <w:rPr>
-          <w:rFonts w:ascii="맑은 고딕" w:hAnsi="맑은 고딕" w:eastAsia="맑은 고딕"/>
-          <w:b w:val="0"/>
-          <w:i w:val="0"/>
-          <w:sz w:val="18"/>
-          <w:u w:val="none"/>
-        </w:rPr>
-        <w:t xml:space="preserve">(3) My grandma freezes the ____ and eats them later. → </w:t>
-      </w:r>
-      <w:r>
-        <w:rPr>
-          <w:rFonts w:ascii="맑은 고딕" w:hAnsi="맑은 고딕" w:eastAsia="맑은 고딕"/>
-          <w:b w:val="0"/>
-          <w:i w:val="0"/>
-          <w:sz w:val="18"/>
-          <w:u w:val="none"/>
-        </w:rPr>
-        <w:t>__________</w:t>
-      </w:r>
-      <w:r>
-        <w:br/>
-      </w:r>
-      <w:r>
-        <w:rPr>
-          <w:rFonts w:ascii="맑은 고딕" w:hAnsi="맑은 고딕" w:eastAsia="맑은 고딕"/>
-          <w:b w:val="0"/>
-          <w:i w:val="0"/>
-          <w:sz w:val="18"/>
-          <w:u w:val="none"/>
-        </w:rPr>
-        <w:t xml:space="preserve">(4) I ____ my old comic books to the school library. (과거) → </w:t>
+        <w:t xml:space="preserve">(4) Many teenagers ____ in the park to stay fit and keep it clean. → </w:t>
       </w:r>
       <w:r>
         <w:rPr>
@@ -2848,7 +3024,7 @@
           <w:sz w:val="19"/>
           <w:u w:val="none"/>
         </w:rPr>
-        <w:t xml:space="preserve">④   │   </w:t>
+        <w:t xml:space="preserve">⑤   │   </w:t>
       </w:r>
       <w:r>
         <w:rPr>
@@ -2948,7 +3124,7 @@
           <w:sz w:val="19"/>
           <w:u w:val="none"/>
         </w:rPr>
-        <w:t xml:space="preserve">⑤   │   </w:t>
+        <w:t xml:space="preserve">①   │   </w:t>
       </w:r>
       <w:r>
         <w:rPr>
@@ -2968,7 +3144,7 @@
           <w:sz w:val="19"/>
           <w:u w:val="none"/>
         </w:rPr>
-        <w:t xml:space="preserve">①   │   </w:t>
+        <w:t xml:space="preserve">④   │   </w:t>
       </w:r>
       <w:r>
         <w:rPr>
@@ -3008,7 +3184,7 @@
           <w:sz w:val="19"/>
           <w:u w:val="none"/>
         </w:rPr>
-        <w:t xml:space="preserve">⑤   │   </w:t>
+        <w:t xml:space="preserve">②   │   </w:t>
       </w:r>
       <w:r>
         <w:rPr>
@@ -3048,7 +3224,7 @@
           <w:sz w:val="19"/>
           <w:u w:val="none"/>
         </w:rPr>
-        <w:t xml:space="preserve">①   │   </w:t>
+        <w:t xml:space="preserve">②   │   </w:t>
       </w:r>
       <w:r>
         <w:rPr>
@@ -3068,7 +3244,7 @@
           <w:sz w:val="19"/>
           <w:u w:val="none"/>
         </w:rPr>
-        <w:t xml:space="preserve">(1) plog (2) leftover (3) zero-waste (4) in return (5) sew   │   </w:t>
+        <w:t xml:space="preserve">(1) plog (2) zero-waste (3) favor (4) eat out (5) own   │   </w:t>
       </w:r>
       <w:r>
         <w:rPr>
@@ -3088,7 +3264,7 @@
           <w:sz w:val="19"/>
           <w:u w:val="none"/>
         </w:rPr>
-        <w:t>(1) tore (2) sewed (3) leftovers (4) gave away</w:t>
+        <w:t>(1) leftovers (2) tore (3) sewed (4) plog</w:t>
       </w:r>
     </w:p>
     <w:sectPr>
